--- a/submissao/relatorio.docx
+++ b/submissao/relatorio.docx
@@ -4654,13 +4654,77 @@
                 <w:szCs w:val="28"/>
               </w:rPr>
             </w:pPr>
+            <w:proofErr w:type="spellStart"/>
             <w:r>
               <w:rPr>
                 <w:rFonts w:ascii="Calibri" w:hAnsi="Calibri"/>
                 <w:sz w:val="22"/>
                 <w:szCs w:val="28"/>
               </w:rPr>
-              <w:t>You Only Look Once v8 — arquitetura de deteção de objetos em tempo real da Ultralytics.</w:t>
+              <w:t>You</w:t>
+            </w:r>
+            <w:proofErr w:type="spellEnd"/>
+            <w:r>
+              <w:rPr>
+                <w:rFonts w:ascii="Calibri" w:hAnsi="Calibri"/>
+                <w:sz w:val="22"/>
+                <w:szCs w:val="28"/>
+              </w:rPr>
+              <w:t xml:space="preserve"> </w:t>
+            </w:r>
+            <w:proofErr w:type="spellStart"/>
+            <w:r>
+              <w:rPr>
+                <w:rFonts w:ascii="Calibri" w:hAnsi="Calibri"/>
+                <w:sz w:val="22"/>
+                <w:szCs w:val="28"/>
+              </w:rPr>
+              <w:t>Only</w:t>
+            </w:r>
+            <w:proofErr w:type="spellEnd"/>
+            <w:r>
+              <w:rPr>
+                <w:rFonts w:ascii="Calibri" w:hAnsi="Calibri"/>
+                <w:sz w:val="22"/>
+                <w:szCs w:val="28"/>
+              </w:rPr>
+              <w:t xml:space="preserve"> Look </w:t>
+            </w:r>
+            <w:proofErr w:type="spellStart"/>
+            <w:r>
+              <w:rPr>
+                <w:rFonts w:ascii="Calibri" w:hAnsi="Calibri"/>
+                <w:sz w:val="22"/>
+                <w:szCs w:val="28"/>
+              </w:rPr>
+              <w:t>Once</w:t>
+            </w:r>
+            <w:proofErr w:type="spellEnd"/>
+            <w:r>
+              <w:rPr>
+                <w:rFonts w:ascii="Calibri" w:hAnsi="Calibri"/>
+                <w:sz w:val="22"/>
+                <w:szCs w:val="28"/>
+              </w:rPr>
+              <w:t xml:space="preserve"> v8 — arquitetura de deteção de objetos em tempo real da </w:t>
+            </w:r>
+            <w:proofErr w:type="spellStart"/>
+            <w:r>
+              <w:rPr>
+                <w:rFonts w:ascii="Calibri" w:hAnsi="Calibri"/>
+                <w:sz w:val="22"/>
+                <w:szCs w:val="28"/>
+              </w:rPr>
+              <w:t>Ultralytics</w:t>
+            </w:r>
+            <w:proofErr w:type="spellEnd"/>
+            <w:r>
+              <w:rPr>
+                <w:rFonts w:ascii="Calibri" w:hAnsi="Calibri"/>
+                <w:sz w:val="22"/>
+                <w:szCs w:val="28"/>
+              </w:rPr>
+              <w:t>.</w:t>
             </w:r>
           </w:p>
         </w:tc>
@@ -4689,6 +4753,7 @@
                 <w:sz w:val="20"/>
               </w:rPr>
             </w:pPr>
+            <w:proofErr w:type="spellStart"/>
             <w:r>
               <w:rPr>
                 <w:rFonts w:ascii="Calibri" w:hAnsi="Calibri"/>
@@ -4697,6 +4762,7 @@
               </w:rPr>
               <w:t>mAP</w:t>
             </w:r>
+            <w:proofErr w:type="spellEnd"/>
           </w:p>
         </w:tc>
         <w:tc>
@@ -4718,13 +4784,59 @@
                 <w:szCs w:val="28"/>
               </w:rPr>
             </w:pPr>
+            <w:proofErr w:type="spellStart"/>
             <w:r>
               <w:rPr>
                 <w:rFonts w:ascii="Calibri" w:hAnsi="Calibri"/>
                 <w:sz w:val="22"/>
                 <w:szCs w:val="28"/>
               </w:rPr>
-              <w:t>Mean Average Precision — métrica padrão para avaliar modelos de deteção de objetos.</w:t>
+              <w:t>Mean</w:t>
+            </w:r>
+            <w:proofErr w:type="spellEnd"/>
+            <w:r>
+              <w:rPr>
+                <w:rFonts w:ascii="Calibri" w:hAnsi="Calibri"/>
+                <w:sz w:val="22"/>
+                <w:szCs w:val="28"/>
+              </w:rPr>
+              <w:t xml:space="preserve"> </w:t>
+            </w:r>
+            <w:proofErr w:type="spellStart"/>
+            <w:r>
+              <w:rPr>
+                <w:rFonts w:ascii="Calibri" w:hAnsi="Calibri"/>
+                <w:sz w:val="22"/>
+                <w:szCs w:val="28"/>
+              </w:rPr>
+              <w:t>Average</w:t>
+            </w:r>
+            <w:proofErr w:type="spellEnd"/>
+            <w:r>
+              <w:rPr>
+                <w:rFonts w:ascii="Calibri" w:hAnsi="Calibri"/>
+                <w:sz w:val="22"/>
+                <w:szCs w:val="28"/>
+              </w:rPr>
+              <w:t xml:space="preserve"> </w:t>
+            </w:r>
+            <w:proofErr w:type="spellStart"/>
+            <w:r>
+              <w:rPr>
+                <w:rFonts w:ascii="Calibri" w:hAnsi="Calibri"/>
+                <w:sz w:val="22"/>
+                <w:szCs w:val="28"/>
+              </w:rPr>
+              <w:t>Precision</w:t>
+            </w:r>
+            <w:proofErr w:type="spellEnd"/>
+            <w:r>
+              <w:rPr>
+                <w:rFonts w:ascii="Calibri" w:hAnsi="Calibri"/>
+                <w:sz w:val="22"/>
+                <w:szCs w:val="28"/>
+              </w:rPr>
+              <w:t xml:space="preserve"> — métrica padrão para avaliar modelos de deteção de objetos.</w:t>
             </w:r>
           </w:p>
         </w:tc>
@@ -4753,13 +4865,23 @@
                 <w:sz w:val="20"/>
               </w:rPr>
             </w:pPr>
+            <w:proofErr w:type="spellStart"/>
             <w:r>
               <w:rPr>
                 <w:rFonts w:ascii="Calibri" w:hAnsi="Calibri"/>
                 <w:b/>
                 <w:sz w:val="20"/>
               </w:rPr>
-              <w:t>Bounding Box</w:t>
+              <w:t>Bounding</w:t>
+            </w:r>
+            <w:proofErr w:type="spellEnd"/>
+            <w:r>
+              <w:rPr>
+                <w:rFonts w:ascii="Calibri" w:hAnsi="Calibri"/>
+                <w:b/>
+                <w:sz w:val="20"/>
+              </w:rPr>
+              <w:t xml:space="preserve"> Box</w:t>
             </w:r>
           </w:p>
         </w:tc>
@@ -4817,6 +4939,7 @@
                 <w:sz w:val="20"/>
               </w:rPr>
             </w:pPr>
+            <w:proofErr w:type="spellStart"/>
             <w:r>
               <w:rPr>
                 <w:rFonts w:ascii="Calibri" w:hAnsi="Calibri"/>
@@ -4825,6 +4948,7 @@
               </w:rPr>
               <w:t>Epoch</w:t>
             </w:r>
+            <w:proofErr w:type="spellEnd"/>
           </w:p>
         </w:tc>
         <w:tc>
@@ -4881,6 +5005,7 @@
                 <w:sz w:val="20"/>
               </w:rPr>
             </w:pPr>
+            <w:proofErr w:type="spellStart"/>
             <w:r>
               <w:rPr>
                 <w:rFonts w:ascii="Calibri" w:hAnsi="Calibri"/>
@@ -4889,6 +5014,7 @@
               </w:rPr>
               <w:t>Precision</w:t>
             </w:r>
+            <w:proofErr w:type="spellEnd"/>
           </w:p>
         </w:tc>
         <w:tc>
@@ -4945,6 +5071,7 @@
                 <w:sz w:val="20"/>
               </w:rPr>
             </w:pPr>
+            <w:proofErr w:type="spellStart"/>
             <w:r>
               <w:rPr>
                 <w:rFonts w:ascii="Calibri" w:hAnsi="Calibri"/>
@@ -4953,6 +5080,7 @@
               </w:rPr>
               <w:t>Recall</w:t>
             </w:r>
+            <w:proofErr w:type="spellEnd"/>
           </w:p>
         </w:tc>
         <w:tc>
@@ -5009,6 +5137,7 @@
                 <w:sz w:val="20"/>
               </w:rPr>
             </w:pPr>
+            <w:proofErr w:type="spellStart"/>
             <w:r>
               <w:rPr>
                 <w:rFonts w:ascii="Calibri" w:hAnsi="Calibri"/>
@@ -5017,6 +5146,7 @@
               </w:rPr>
               <w:t>Augmentation</w:t>
             </w:r>
+            <w:proofErr w:type="spellEnd"/>
           </w:p>
         </w:tc>
         <w:tc>
@@ -5076,6 +5206,7 @@
                 <w:sz w:val="20"/>
               </w:rPr>
             </w:pPr>
+            <w:proofErr w:type="spellStart"/>
             <w:r>
               <w:rPr>
                 <w:rFonts w:ascii="Calibri" w:hAnsi="Calibri"/>
@@ -5084,6 +5215,7 @@
               </w:rPr>
               <w:t>IoU</w:t>
             </w:r>
+            <w:proofErr w:type="spellEnd"/>
           </w:p>
         </w:tc>
         <w:tc>
@@ -5107,13 +5239,77 @@
                 <w:szCs w:val="28"/>
               </w:rPr>
             </w:pPr>
+            <w:proofErr w:type="spellStart"/>
             <w:r>
               <w:rPr>
                 <w:rFonts w:ascii="Calibri" w:hAnsi="Calibri"/>
                 <w:sz w:val="22"/>
                 <w:szCs w:val="28"/>
               </w:rPr>
-              <w:t>Intersection over Union — medida de sobreposição entre a bounding box prevista e a real.</w:t>
+              <w:t>Intersection</w:t>
+            </w:r>
+            <w:proofErr w:type="spellEnd"/>
+            <w:r>
+              <w:rPr>
+                <w:rFonts w:ascii="Calibri" w:hAnsi="Calibri"/>
+                <w:sz w:val="22"/>
+                <w:szCs w:val="28"/>
+              </w:rPr>
+              <w:t xml:space="preserve"> </w:t>
+            </w:r>
+            <w:proofErr w:type="spellStart"/>
+            <w:r>
+              <w:rPr>
+                <w:rFonts w:ascii="Calibri" w:hAnsi="Calibri"/>
+                <w:sz w:val="22"/>
+                <w:szCs w:val="28"/>
+              </w:rPr>
+              <w:t>over</w:t>
+            </w:r>
+            <w:proofErr w:type="spellEnd"/>
+            <w:r>
+              <w:rPr>
+                <w:rFonts w:ascii="Calibri" w:hAnsi="Calibri"/>
+                <w:sz w:val="22"/>
+                <w:szCs w:val="28"/>
+              </w:rPr>
+              <w:t xml:space="preserve"> </w:t>
+            </w:r>
+            <w:proofErr w:type="spellStart"/>
+            <w:r>
+              <w:rPr>
+                <w:rFonts w:ascii="Calibri" w:hAnsi="Calibri"/>
+                <w:sz w:val="22"/>
+                <w:szCs w:val="28"/>
+              </w:rPr>
+              <w:t>Union</w:t>
+            </w:r>
+            <w:proofErr w:type="spellEnd"/>
+            <w:r>
+              <w:rPr>
+                <w:rFonts w:ascii="Calibri" w:hAnsi="Calibri"/>
+                <w:sz w:val="22"/>
+                <w:szCs w:val="28"/>
+              </w:rPr>
+              <w:t xml:space="preserve"> — medida de sobreposição entre a </w:t>
+            </w:r>
+            <w:proofErr w:type="spellStart"/>
+            <w:r>
+              <w:rPr>
+                <w:rFonts w:ascii="Calibri" w:hAnsi="Calibri"/>
+                <w:sz w:val="22"/>
+                <w:szCs w:val="28"/>
+              </w:rPr>
+              <w:t>bounding</w:t>
+            </w:r>
+            <w:proofErr w:type="spellEnd"/>
+            <w:r>
+              <w:rPr>
+                <w:rFonts w:ascii="Calibri" w:hAnsi="Calibri"/>
+                <w:sz w:val="22"/>
+                <w:szCs w:val="28"/>
+              </w:rPr>
+              <w:t xml:space="preserve"> box prevista e a real.</w:t>
             </w:r>
           </w:p>
         </w:tc>
@@ -5177,7 +5373,43 @@
                 <w:sz w:val="22"/>
                 <w:szCs w:val="28"/>
               </w:rPr>
-              <w:t>Non-Maximum Suppression — algoritmo que elimina deteções duplicadas sobrepostas.</w:t>
+              <w:t>Non-</w:t>
+            </w:r>
+            <w:proofErr w:type="spellStart"/>
+            <w:r>
+              <w:rPr>
+                <w:rFonts w:ascii="Calibri" w:hAnsi="Calibri"/>
+                <w:sz w:val="22"/>
+                <w:szCs w:val="28"/>
+              </w:rPr>
+              <w:t>Maximum</w:t>
+            </w:r>
+            <w:proofErr w:type="spellEnd"/>
+            <w:r>
+              <w:rPr>
+                <w:rFonts w:ascii="Calibri" w:hAnsi="Calibri"/>
+                <w:sz w:val="22"/>
+                <w:szCs w:val="28"/>
+              </w:rPr>
+              <w:t xml:space="preserve"> </w:t>
+            </w:r>
+            <w:proofErr w:type="spellStart"/>
+            <w:r>
+              <w:rPr>
+                <w:rFonts w:ascii="Calibri" w:hAnsi="Calibri"/>
+                <w:sz w:val="22"/>
+                <w:szCs w:val="28"/>
+              </w:rPr>
+              <w:t>Suppression</w:t>
+            </w:r>
+            <w:proofErr w:type="spellEnd"/>
+            <w:r>
+              <w:rPr>
+                <w:rFonts w:ascii="Calibri" w:hAnsi="Calibri"/>
+                <w:sz w:val="22"/>
+                <w:szCs w:val="28"/>
+              </w:rPr>
+              <w:t xml:space="preserve"> — algoritmo que elimina deteções duplicadas sobrepostas.</w:t>
             </w:r>
           </w:p>
         </w:tc>
@@ -5206,6 +5438,7 @@
                 <w:sz w:val="20"/>
               </w:rPr>
             </w:pPr>
+            <w:proofErr w:type="spellStart"/>
             <w:r>
               <w:rPr>
                 <w:rFonts w:ascii="Calibri" w:hAnsi="Calibri"/>
@@ -5214,6 +5447,7 @@
               </w:rPr>
               <w:t>Mosaic</w:t>
             </w:r>
+            <w:proofErr w:type="spellEnd"/>
           </w:p>
         </w:tc>
         <w:tc>
@@ -5241,7 +5475,25 @@
                 <w:sz w:val="22"/>
                 <w:szCs w:val="28"/>
               </w:rPr>
-              <w:t>Técnica de augmentation que combina 4 imagens numa só para enriquecer o contexto de treino.</w:t>
+              <w:t xml:space="preserve">Técnica de </w:t>
+            </w:r>
+            <w:proofErr w:type="spellStart"/>
+            <w:r>
+              <w:rPr>
+                <w:rFonts w:ascii="Calibri" w:hAnsi="Calibri"/>
+                <w:sz w:val="22"/>
+                <w:szCs w:val="28"/>
+              </w:rPr>
+              <w:t>augmentation</w:t>
+            </w:r>
+            <w:proofErr w:type="spellEnd"/>
+            <w:r>
+              <w:rPr>
+                <w:rFonts w:ascii="Calibri" w:hAnsi="Calibri"/>
+                <w:sz w:val="22"/>
+                <w:szCs w:val="28"/>
+              </w:rPr>
+              <w:t xml:space="preserve"> que combina 4 imagens numa só para enriquecer o contexto de treino.</w:t>
             </w:r>
           </w:p>
         </w:tc>
@@ -5299,13 +5551,59 @@
                 <w:szCs w:val="28"/>
               </w:rPr>
             </w:pPr>
+            <w:proofErr w:type="spellStart"/>
             <w:r>
               <w:rPr>
                 <w:rFonts w:ascii="Calibri" w:hAnsi="Calibri"/>
                 <w:sz w:val="22"/>
                 <w:szCs w:val="28"/>
               </w:rPr>
-              <w:t>Automatic Mixed Precision — técnica que acelera o treino usando precisão reduzida (FP16).</w:t>
+              <w:t>Automatic</w:t>
+            </w:r>
+            <w:proofErr w:type="spellEnd"/>
+            <w:r>
+              <w:rPr>
+                <w:rFonts w:ascii="Calibri" w:hAnsi="Calibri"/>
+                <w:sz w:val="22"/>
+                <w:szCs w:val="28"/>
+              </w:rPr>
+              <w:t xml:space="preserve"> </w:t>
+            </w:r>
+            <w:proofErr w:type="spellStart"/>
+            <w:r>
+              <w:rPr>
+                <w:rFonts w:ascii="Calibri" w:hAnsi="Calibri"/>
+                <w:sz w:val="22"/>
+                <w:szCs w:val="28"/>
+              </w:rPr>
+              <w:t>Mixed</w:t>
+            </w:r>
+            <w:proofErr w:type="spellEnd"/>
+            <w:r>
+              <w:rPr>
+                <w:rFonts w:ascii="Calibri" w:hAnsi="Calibri"/>
+                <w:sz w:val="22"/>
+                <w:szCs w:val="28"/>
+              </w:rPr>
+              <w:t xml:space="preserve"> </w:t>
+            </w:r>
+            <w:proofErr w:type="spellStart"/>
+            <w:r>
+              <w:rPr>
+                <w:rFonts w:ascii="Calibri" w:hAnsi="Calibri"/>
+                <w:sz w:val="22"/>
+                <w:szCs w:val="28"/>
+              </w:rPr>
+              <w:t>Precision</w:t>
+            </w:r>
+            <w:proofErr w:type="spellEnd"/>
+            <w:r>
+              <w:rPr>
+                <w:rFonts w:ascii="Calibri" w:hAnsi="Calibri"/>
+                <w:sz w:val="22"/>
+                <w:szCs w:val="28"/>
+              </w:rPr>
+              <w:t xml:space="preserve"> — técnica que acelera o treino usando precisão reduzida (FP16).</w:t>
             </w:r>
           </w:p>
         </w:tc>
@@ -5369,7 +5667,43 @@
                 <w:sz w:val="22"/>
                 <w:szCs w:val="28"/>
               </w:rPr>
-              <w:t>Stock Keeping Unit — código único de identificação de um produto em inventário.</w:t>
+              <w:t xml:space="preserve">Stock </w:t>
+            </w:r>
+            <w:proofErr w:type="spellStart"/>
+            <w:r>
+              <w:rPr>
+                <w:rFonts w:ascii="Calibri" w:hAnsi="Calibri"/>
+                <w:sz w:val="22"/>
+                <w:szCs w:val="28"/>
+              </w:rPr>
+              <w:t>Keeping</w:t>
+            </w:r>
+            <w:proofErr w:type="spellEnd"/>
+            <w:r>
+              <w:rPr>
+                <w:rFonts w:ascii="Calibri" w:hAnsi="Calibri"/>
+                <w:sz w:val="22"/>
+                <w:szCs w:val="28"/>
+              </w:rPr>
+              <w:t xml:space="preserve"> </w:t>
+            </w:r>
+            <w:proofErr w:type="spellStart"/>
+            <w:r>
+              <w:rPr>
+                <w:rFonts w:ascii="Calibri" w:hAnsi="Calibri"/>
+                <w:sz w:val="22"/>
+                <w:szCs w:val="28"/>
+              </w:rPr>
+              <w:t>Unit</w:t>
+            </w:r>
+            <w:proofErr w:type="spellEnd"/>
+            <w:r>
+              <w:rPr>
+                <w:rFonts w:ascii="Calibri" w:hAnsi="Calibri"/>
+                <w:sz w:val="22"/>
+                <w:szCs w:val="28"/>
+              </w:rPr>
+              <w:t xml:space="preserve"> — código único de identificação de um produto em inventário.</w:t>
             </w:r>
           </w:p>
         </w:tc>
@@ -5398,14 +5732,34 @@
                 <w:sz w:val="20"/>
               </w:rPr>
             </w:pPr>
+            <w:proofErr w:type="spellStart"/>
             <w:r>
               <w:rPr>
                 <w:rFonts w:ascii="Calibri" w:hAnsi="Calibri"/>
                 <w:b/>
                 <w:sz w:val="20"/>
               </w:rPr>
-              <w:t>Edge Computing</w:t>
-            </w:r>
+              <w:t>Edge</w:t>
+            </w:r>
+            <w:proofErr w:type="spellEnd"/>
+            <w:r>
+              <w:rPr>
+                <w:rFonts w:ascii="Calibri" w:hAnsi="Calibri"/>
+                <w:b/>
+                <w:sz w:val="20"/>
+              </w:rPr>
+              <w:t xml:space="preserve"> </w:t>
+            </w:r>
+            <w:proofErr w:type="spellStart"/>
+            <w:r>
+              <w:rPr>
+                <w:rFonts w:ascii="Calibri" w:hAnsi="Calibri"/>
+                <w:b/>
+                <w:sz w:val="20"/>
+              </w:rPr>
+              <w:t>Computing</w:t>
+            </w:r>
+            <w:proofErr w:type="spellEnd"/>
           </w:p>
         </w:tc>
         <w:tc>
@@ -5731,7 +6085,15 @@
         <w:t>item</w:t>
       </w:r>
       <w:r>
-        <w:t xml:space="preserve"> — qualquer produto individual visível numa prateleira. Cada deteção é representada por uma caixa delimitadora (bounding box) com coordenadas normalizadas e um nível de confiança associado.</w:t>
+        <w:t xml:space="preserve"> — qualquer produto individual visível numa prateleira. Cada deteção é representada por uma caixa delimitadora (</w:t>
+      </w:r>
+      <w:proofErr w:type="spellStart"/>
+      <w:r>
+        <w:t>bounding</w:t>
+      </w:r>
+      <w:proofErr w:type="spellEnd"/>
+      <w:r>
+        <w:t xml:space="preserve"> box) com coordenadas normalizadas e um nível de confiança associado.</w:t>
       </w:r>
     </w:p>
     <w:p/>
@@ -5969,17 +6331,66 @@
     </w:p>
     <w:p>
       <w:r>
-        <w:t>Foram utilizados dois datasets complementares, ambos focados na deteção de produtos em prateleiras:</w:t>
+        <w:t xml:space="preserve">Foram utilizados dois </w:t>
+      </w:r>
+      <w:proofErr w:type="spellStart"/>
+      <w:r>
+        <w:t>datasets</w:t>
+      </w:r>
+      <w:proofErr w:type="spellEnd"/>
+      <w:r>
+        <w:t xml:space="preserve"> complementares, ambos focados na deteção de produtos em prateleiras:</w:t>
       </w:r>
     </w:p>
     <w:p/>
     <w:p>
+      <w:proofErr w:type="spellStart"/>
       <w:r>
         <w:rPr>
           <w:b/>
           <w:bCs/>
         </w:rPr>
-        <w:t>Dataset Primário — Shelves (Dataset Curado):</w:t>
+        <w:t>Dataset</w:t>
+      </w:r>
+      <w:proofErr w:type="spellEnd"/>
+      <w:r>
+        <w:rPr>
+          <w:b/>
+          <w:bCs/>
+        </w:rPr>
+        <w:t xml:space="preserve"> Primário — </w:t>
+      </w:r>
+      <w:proofErr w:type="spellStart"/>
+      <w:r>
+        <w:rPr>
+          <w:b/>
+          <w:bCs/>
+        </w:rPr>
+        <w:t>Shelves</w:t>
+      </w:r>
+      <w:proofErr w:type="spellEnd"/>
+      <w:r>
+        <w:rPr>
+          <w:b/>
+          <w:bCs/>
+        </w:rPr>
+        <w:t xml:space="preserve"> (</w:t>
+      </w:r>
+      <w:proofErr w:type="spellStart"/>
+      <w:r>
+        <w:rPr>
+          <w:b/>
+          <w:bCs/>
+        </w:rPr>
+        <w:t>Dataset</w:t>
+      </w:r>
+      <w:proofErr w:type="spellEnd"/>
+      <w:r>
+        <w:rPr>
+          <w:b/>
+          <w:bCs/>
+        </w:rPr>
+        <w:t xml:space="preserve"> Curado):</w:t>
       </w:r>
     </w:p>
     <w:p>
@@ -5998,7 +6409,23 @@
         <w:t>Fonte:</w:t>
       </w:r>
       <w:r>
-        <w:t xml:space="preserve"> Plataforma Roboflow, projeto `shelves-exlrc-bvskw`.</w:t>
+        <w:t xml:space="preserve"> Plataforma </w:t>
+      </w:r>
+      <w:proofErr w:type="spellStart"/>
+      <w:r>
+        <w:t>Roboflow</w:t>
+      </w:r>
+      <w:proofErr w:type="spellEnd"/>
+      <w:r>
+        <w:t>, projeto `</w:t>
+      </w:r>
+      <w:proofErr w:type="spellStart"/>
+      <w:r>
+        <w:t>shelves-exlrc-bvskw</w:t>
+      </w:r>
+      <w:proofErr w:type="spellEnd"/>
+      <w:r>
+        <w:t>`.</w:t>
       </w:r>
     </w:p>
     <w:p>
@@ -6036,7 +6463,23 @@
         <w:t>Anotação:</w:t>
       </w:r>
       <w:r>
-        <w:t xml:space="preserve"> Realizada no Roboflow com bounding boxes em formato YOLOv8 (coordenadas normalizadas).</w:t>
+        <w:t xml:space="preserve"> Realizada no </w:t>
+      </w:r>
+      <w:proofErr w:type="spellStart"/>
+      <w:r>
+        <w:t>Roboflow</w:t>
+      </w:r>
+      <w:proofErr w:type="spellEnd"/>
+      <w:r>
+        <w:t xml:space="preserve"> com </w:t>
+      </w:r>
+      <w:proofErr w:type="spellStart"/>
+      <w:r>
+        <w:t>bounding</w:t>
+      </w:r>
+      <w:proofErr w:type="spellEnd"/>
+      <w:r>
+        <w:t xml:space="preserve"> boxes em formato YOLOv8 (coordenadas normalizadas).</w:t>
       </w:r>
     </w:p>
     <w:p>
@@ -6045,12 +6488,37 @@
       </w:pPr>
     </w:p>
     <w:p>
+      <w:proofErr w:type="spellStart"/>
       <w:r>
         <w:rPr>
           <w:b/>
           <w:bCs/>
         </w:rPr>
-        <w:t>Dataset Secundário — SKU-110K (Benchmark Público):</w:t>
+        <w:t>Dataset</w:t>
+      </w:r>
+      <w:proofErr w:type="spellEnd"/>
+      <w:r>
+        <w:rPr>
+          <w:b/>
+          <w:bCs/>
+        </w:rPr>
+        <w:t xml:space="preserve"> Secundário — SKU-110K (</w:t>
+      </w:r>
+      <w:proofErr w:type="spellStart"/>
+      <w:r>
+        <w:rPr>
+          <w:b/>
+          <w:bCs/>
+        </w:rPr>
+        <w:t>Benchmark</w:t>
+      </w:r>
+      <w:proofErr w:type="spellEnd"/>
+      <w:r>
+        <w:rPr>
+          <w:b/>
+          <w:bCs/>
+        </w:rPr>
+        <w:t xml:space="preserve"> Público):</w:t>
       </w:r>
     </w:p>
     <w:p>
@@ -6069,7 +6537,31 @@
         <w:t>Fonte:</w:t>
       </w:r>
       <w:r>
-        <w:t xml:space="preserve"> Benchmark público SKU-110K, disponível em Roboflow Universe.</w:t>
+        <w:t xml:space="preserve"> </w:t>
+      </w:r>
+      <w:proofErr w:type="spellStart"/>
+      <w:r>
+        <w:t>Benchmark</w:t>
+      </w:r>
+      <w:proofErr w:type="spellEnd"/>
+      <w:r>
+        <w:t xml:space="preserve"> público SKU-110K, disponível em </w:t>
+      </w:r>
+      <w:proofErr w:type="spellStart"/>
+      <w:r>
+        <w:t>Roboflow</w:t>
+      </w:r>
+      <w:proofErr w:type="spellEnd"/>
+      <w:r>
+        <w:t xml:space="preserve"> </w:t>
+      </w:r>
+      <w:proofErr w:type="spellStart"/>
+      <w:r>
+        <w:t>Universe</w:t>
+      </w:r>
+      <w:proofErr w:type="spellEnd"/>
+      <w:r>
+        <w:t>.</w:t>
       </w:r>
     </w:p>
     <w:p>
@@ -6107,7 +6599,108 @@
         <w:t>Justificação:</w:t>
       </w:r>
       <w:r>
-        <w:t xml:space="preserve"> Utilizado para treinar o terceiro modelo, com o objetivo de avaliar o impacto da dimensão e diversidade do dataset na capacidade de generalização.</w:t>
+        <w:t xml:space="preserve"> Utilizado para treinar o terceiro modelo (SKU), com o objetivo de avaliar o impacto da dimensão e diversidade do </w:t>
+      </w:r>
+      <w:proofErr w:type="spellStart"/>
+      <w:r>
+        <w:t>dataset</w:t>
+      </w:r>
+      <w:proofErr w:type="spellEnd"/>
+      <w:r>
+        <w:t xml:space="preserve"> na capacidade de generalização.</w:t>
+      </w:r>
+    </w:p>
+    <w:p>
+      <w:pPr>
+        <w:rPr>
+          <w:b/>
+          <w:bCs/>
+        </w:rPr>
+      </w:pPr>
+      <w:r>
+        <w:rPr>
+          <w:b/>
+          <w:bCs/>
+        </w:rPr>
+        <w:t>Dataset Terciário — Pallets (Deteção de Paletes):</w:t>
+      </w:r>
+    </w:p>
+    <w:p>
+      <w:pPr>
+        <w:pStyle w:val="PargrafodaLista"/>
+        <w:numPr>
+          <w:ilvl w:val="0"/>
+          <w:numId w:val="14"/>
+        </w:numPr>
+        <w:rPr>
+          <w:lang w:val="en-GB"/>
+        </w:rPr>
+      </w:pPr>
+      <w:r>
+        <w:rPr>
+          <w:b/>
+          <w:bCs/>
+          <w:lang w:val="en-GB"/>
+        </w:rPr>
+        <w:t>Fonte:</w:t>
+      </w:r>
+      <w:r>
+        <w:rPr>
+          <w:lang w:val="en-GB"/>
+        </w:rPr>
+        <w:t xml:space="preserve"> </w:t>
+      </w:r>
+      <w:proofErr w:type="spellStart"/>
+      <w:r>
+        <w:rPr>
+          <w:lang w:val="en-GB"/>
+        </w:rPr>
+        <w:t>Roboflow</w:t>
+      </w:r>
+      <w:proofErr w:type="spellEnd"/>
+      <w:r>
+        <w:rPr>
+          <w:lang w:val="en-GB"/>
+        </w:rPr>
+        <w:t xml:space="preserve"> Universe — Pallet Detection Dataset.</w:t>
+      </w:r>
+    </w:p>
+    <w:p>
+      <w:pPr>
+        <w:pStyle w:val="PargrafodaLista"/>
+        <w:numPr>
+          <w:ilvl w:val="0"/>
+          <w:numId w:val="14"/>
+        </w:numPr>
+      </w:pPr>
+      <w:r>
+        <w:rPr>
+          <w:b/>
+          <w:bCs/>
+        </w:rPr>
+        <w:t>Imagens:</w:t>
+      </w:r>
+      <w:r>
+        <w:t xml:space="preserve"> ~972 imagens de paletes e caixotes em estantes de armazém industrial.</w:t>
+      </w:r>
+    </w:p>
+    <w:p>
+      <w:pPr>
+        <w:pStyle w:val="PargrafodaLista"/>
+        <w:numPr>
+          <w:ilvl w:val="0"/>
+          <w:numId w:val="14"/>
+        </w:numPr>
+      </w:pPr>
+      <w:r>
+        <w:rPr>
+          <w:b/>
+          <w:bCs/>
+        </w:rPr>
+        <w:t>Justificação:</w:t>
+      </w:r>
+      <w:r>
+        <w:t xml:space="preserve"> Utilizado para treinar o quarto modelo (Pallets), aplicando transfer learning a partir dos pesos do modelo SKU-110K, avaliando a capacidade de adaptação a um domínio diferente (logística industrial).</w:t>
       </w:r>
     </w:p>
     <w:p>
@@ -6143,12 +6736,53 @@
           <w:bCs/>
         </w:rPr>
       </w:pPr>
+      <w:proofErr w:type="spellStart"/>
       <w:r>
         <w:rPr>
           <w:b/>
           <w:bCs/>
         </w:rPr>
-        <w:t>Dataset Shelves (utilizado nos modelos Nano 50ep e Small 150ep):</w:t>
+        <w:t>Dataset</w:t>
+      </w:r>
+      <w:proofErr w:type="spellEnd"/>
+      <w:r>
+        <w:rPr>
+          <w:b/>
+          <w:bCs/>
+        </w:rPr>
+        <w:t xml:space="preserve"> </w:t>
+      </w:r>
+      <w:proofErr w:type="spellStart"/>
+      <w:r>
+        <w:rPr>
+          <w:b/>
+          <w:bCs/>
+        </w:rPr>
+        <w:t>Shelves</w:t>
+      </w:r>
+      <w:proofErr w:type="spellEnd"/>
+      <w:r>
+        <w:rPr>
+          <w:b/>
+          <w:bCs/>
+        </w:rPr>
+        <w:t xml:space="preserve"> (utilizado nos modelos Nano 50ep e </w:t>
+      </w:r>
+      <w:proofErr w:type="spellStart"/>
+      <w:r>
+        <w:rPr>
+          <w:b/>
+          <w:bCs/>
+        </w:rPr>
+        <w:t>Small</w:t>
+      </w:r>
+      <w:proofErr w:type="spellEnd"/>
+      <w:r>
+        <w:rPr>
+          <w:b/>
+          <w:bCs/>
+        </w:rPr>
+        <w:t xml:space="preserve"> 150ep):</w:t>
       </w:r>
     </w:p>
     <w:p>
@@ -6428,14 +7062,22 @@
       </w:tr>
     </w:tbl>
     <w:p/>
-    <w:p/>
     <w:p>
+      <w:proofErr w:type="spellStart"/>
       <w:r>
         <w:rPr>
           <w:b/>
           <w:bCs/>
         </w:rPr>
-        <w:t>Dataset SKU-110K (utilizado no modelo Nano SKU):</w:t>
+        <w:t>Dataset</w:t>
+      </w:r>
+      <w:proofErr w:type="spellEnd"/>
+      <w:r>
+        <w:rPr>
+          <w:b/>
+          <w:bCs/>
+        </w:rPr>
+        <w:t xml:space="preserve"> SKU-110K (utilizado no modelo Nano SKU):</w:t>
       </w:r>
     </w:p>
     <w:p/>
@@ -6708,18 +7350,259 @@
     <w:p/>
     <w:p/>
     <w:p>
-      <w:r>
-        <w:t xml:space="preserve">Ambos os datasets contêm </w:t>
-      </w:r>
-      <w:r>
+      <w:pPr>
         <w:rPr>
           <w:b/>
           <w:bCs/>
         </w:rPr>
-        <w:t>1 classe</w:t>
-      </w:r>
-      <w:r>
-        <w:t xml:space="preserve"> (`item`), com milhares de instâncias por imagem (tipicamente 20-60 produtos por prateleira).</w:t>
+      </w:pPr>
+      <w:r>
+        <w:rPr>
+          <w:b/>
+          <w:bCs/>
+        </w:rPr>
+        <w:t>Dataset Pallets (utilizado no modelo Nano Pallets com transfer learning):</w:t>
+      </w:r>
+    </w:p>
+    <w:tbl>
+      <w:tblPr>
+        <w:tblStyle w:val="TabelacomGrelha"/>
+        <w:tblW w:w="9280" w:type="dxa"/>
+        <w:jc w:val="center"/>
+        <w:tblLook w:val="04A0" w:firstRow="1" w:lastRow="0" w:firstColumn="1" w:lastColumn="0" w:noHBand="0" w:noVBand="1"/>
+      </w:tblPr>
+      <w:tblGrid>
+        <w:gridCol w:w="4640"/>
+        <w:gridCol w:w="4640"/>
+      </w:tblGrid>
+      <w:tr>
+        <w:trPr>
+          <w:trHeight w:val="275"/>
+          <w:jc w:val="center"/>
+        </w:trPr>
+        <w:tc>
+          <w:tcPr>
+            <w:tcW w:w="4640" w:type="dxa"/>
+            <w:shd w:val="clear" w:color="auto" w:fill="2F5496"/>
+          </w:tcPr>
+          <w:p>
+            <w:pPr>
+              <w:jc w:val="center"/>
+            </w:pPr>
+            <w:r>
+              <w:rPr>
+                <w:rFonts w:ascii="Calibri" w:hAnsi="Calibri"/>
+                <w:b/>
+                <w:color w:val="FFFFFF"/>
+                <w:sz w:val="20"/>
+              </w:rPr>
+              <w:t>Partição</w:t>
+            </w:r>
+          </w:p>
+        </w:tc>
+        <w:tc>
+          <w:tcPr>
+            <w:tcW w:w="4640" w:type="dxa"/>
+            <w:shd w:val="clear" w:color="auto" w:fill="2F5496"/>
+          </w:tcPr>
+          <w:p>
+            <w:pPr>
+              <w:jc w:val="center"/>
+            </w:pPr>
+            <w:r>
+              <w:rPr>
+                <w:rFonts w:ascii="Calibri" w:hAnsi="Calibri"/>
+                <w:b/>
+                <w:color w:val="FFFFFF"/>
+                <w:sz w:val="20"/>
+              </w:rPr>
+              <w:t>Nº de Imagens</w:t>
+            </w:r>
+          </w:p>
+        </w:tc>
+      </w:tr>
+      <w:tr>
+        <w:trPr>
+          <w:trHeight w:val="275"/>
+          <w:jc w:val="center"/>
+        </w:trPr>
+        <w:tc>
+          <w:tcPr>
+            <w:tcW w:w="4640" w:type="dxa"/>
+            <w:shd w:val="clear" w:color="auto" w:fill="D6E4F0"/>
+          </w:tcPr>
+          <w:p>
+            <w:pPr>
+              <w:jc w:val="center"/>
+            </w:pPr>
+            <w:r>
+              <w:rPr>
+                <w:rFonts w:ascii="Calibri" w:hAnsi="Calibri"/>
+                <w:sz w:val="20"/>
+              </w:rPr>
+              <w:t>Treino</w:t>
+            </w:r>
+          </w:p>
+        </w:tc>
+        <w:tc>
+          <w:tcPr>
+            <w:tcW w:w="4640" w:type="dxa"/>
+            <w:shd w:val="clear" w:color="auto" w:fill="D6E4F0"/>
+          </w:tcPr>
+          <w:p>
+            <w:pPr>
+              <w:jc w:val="center"/>
+            </w:pPr>
+            <w:r>
+              <w:rPr>
+                <w:rFonts w:ascii="Calibri" w:hAnsi="Calibri"/>
+                <w:sz w:val="20"/>
+              </w:rPr>
+              <w:t>680</w:t>
+            </w:r>
+          </w:p>
+        </w:tc>
+      </w:tr>
+      <w:tr>
+        <w:trPr>
+          <w:trHeight w:val="275"/>
+          <w:jc w:val="center"/>
+        </w:trPr>
+        <w:tc>
+          <w:tcPr>
+            <w:tcW w:w="4640" w:type="dxa"/>
+            <w:shd w:val="clear" w:color="auto" w:fill="FFFFFF"/>
+          </w:tcPr>
+          <w:p>
+            <w:pPr>
+              <w:jc w:val="center"/>
+            </w:pPr>
+            <w:r>
+              <w:rPr>
+                <w:rFonts w:ascii="Calibri" w:hAnsi="Calibri"/>
+                <w:sz w:val="20"/>
+              </w:rPr>
+              <w:t>Validação</w:t>
+            </w:r>
+          </w:p>
+        </w:tc>
+        <w:tc>
+          <w:tcPr>
+            <w:tcW w:w="4640" w:type="dxa"/>
+            <w:shd w:val="clear" w:color="auto" w:fill="FFFFFF"/>
+          </w:tcPr>
+          <w:p>
+            <w:pPr>
+              <w:jc w:val="center"/>
+            </w:pPr>
+            <w:r>
+              <w:rPr>
+                <w:rFonts w:ascii="Calibri" w:hAnsi="Calibri"/>
+                <w:sz w:val="20"/>
+              </w:rPr>
+              <w:t>195</w:t>
+            </w:r>
+          </w:p>
+        </w:tc>
+      </w:tr>
+      <w:tr>
+        <w:trPr>
+          <w:trHeight w:val="275"/>
+          <w:jc w:val="center"/>
+        </w:trPr>
+        <w:tc>
+          <w:tcPr>
+            <w:tcW w:w="4640" w:type="dxa"/>
+            <w:shd w:val="clear" w:color="auto" w:fill="D6E4F0"/>
+          </w:tcPr>
+          <w:p>
+            <w:pPr>
+              <w:jc w:val="center"/>
+            </w:pPr>
+            <w:r>
+              <w:rPr>
+                <w:rFonts w:ascii="Calibri" w:hAnsi="Calibri"/>
+                <w:sz w:val="20"/>
+              </w:rPr>
+              <w:t>Teste</w:t>
+            </w:r>
+          </w:p>
+        </w:tc>
+        <w:tc>
+          <w:tcPr>
+            <w:tcW w:w="4640" w:type="dxa"/>
+            <w:shd w:val="clear" w:color="auto" w:fill="D6E4F0"/>
+          </w:tcPr>
+          <w:p>
+            <w:pPr>
+              <w:jc w:val="center"/>
+            </w:pPr>
+            <w:r>
+              <w:rPr>
+                <w:rFonts w:ascii="Calibri" w:hAnsi="Calibri"/>
+                <w:sz w:val="20"/>
+              </w:rPr>
+              <w:t>97</w:t>
+            </w:r>
+          </w:p>
+        </w:tc>
+      </w:tr>
+      <w:tr>
+        <w:trPr>
+          <w:trHeight w:val="275"/>
+          <w:jc w:val="center"/>
+        </w:trPr>
+        <w:tc>
+          <w:tcPr>
+            <w:tcW w:w="4640" w:type="dxa"/>
+            <w:shd w:val="clear" w:color="auto" w:fill="FFFFFF"/>
+          </w:tcPr>
+          <w:p>
+            <w:pPr>
+              <w:jc w:val="center"/>
+            </w:pPr>
+            <w:r>
+              <w:rPr>
+                <w:rFonts w:ascii="Calibri" w:hAnsi="Calibri"/>
+                <w:b/>
+                <w:sz w:val="20"/>
+              </w:rPr>
+              <w:t>Total</w:t>
+            </w:r>
+          </w:p>
+        </w:tc>
+        <w:tc>
+          <w:tcPr>
+            <w:tcW w:w="4640" w:type="dxa"/>
+            <w:shd w:val="clear" w:color="auto" w:fill="FFFFFF"/>
+          </w:tcPr>
+          <w:p>
+            <w:pPr>
+              <w:jc w:val="center"/>
+            </w:pPr>
+            <w:r>
+              <w:rPr>
+                <w:rFonts w:ascii="Calibri" w:hAnsi="Calibri"/>
+                <w:b/>
+                <w:sz w:val="20"/>
+              </w:rPr>
+              <w:t>972</w:t>
+            </w:r>
+          </w:p>
+        </w:tc>
+      </w:tr>
+    </w:tbl>
+    <w:p>
+      <w:r>
+        <w:t xml:space="preserve">Todos os </w:t>
+      </w:r>
+      <w:proofErr w:type="spellStart"/>
+      <w:r>
+        <w:t>datasets</w:t>
+      </w:r>
+      <w:proofErr w:type="spellEnd"/>
+      <w:r>
+        <w:t xml:space="preserve"> contêm 1 classe (`item`), com milhares de instâncias por imagem (tipicamente 20-60 produtos por prateleira).</w:t>
       </w:r>
     </w:p>
     <w:p/>
@@ -6737,7 +7620,6 @@
           <w:b/>
           <w:bCs/>
         </w:rPr>
-        <w:lastRenderedPageBreak/>
         <w:t>Política de Etiquetagem</w:t>
       </w:r>
       <w:bookmarkEnd w:id="8"/>
@@ -6757,7 +7639,21 @@
         <w:rPr>
           <w:lang w:val="pt-PT"/>
         </w:rPr>
-        <w:t>Cada produto individual visível na prateleira é anotado com uma bounding box.</w:t>
+        <w:t xml:space="preserve">Cada produto individual visível na prateleira é anotado com uma </w:t>
+      </w:r>
+      <w:proofErr w:type="spellStart"/>
+      <w:r>
+        <w:rPr>
+          <w:lang w:val="pt-PT"/>
+        </w:rPr>
+        <w:t>bounding</w:t>
+      </w:r>
+      <w:proofErr w:type="spellEnd"/>
+      <w:r>
+        <w:rPr>
+          <w:lang w:val="pt-PT"/>
+        </w:rPr>
+        <w:t xml:space="preserve"> box.</w:t>
       </w:r>
     </w:p>
     <w:p>
@@ -6833,9 +7729,6 @@
       </w:r>
     </w:p>
     <w:p/>
-    <w:p/>
-    <w:p/>
-    <w:p/>
     <w:p>
       <w:pPr>
         <w:pStyle w:val="Ttulo2"/>
@@ -6850,9 +7743,18 @@
           <w:b/>
           <w:bCs/>
         </w:rPr>
-        <w:t>Estratégias de Augmentation</w:t>
+        <w:t xml:space="preserve">Estratégias de </w:t>
+      </w:r>
+      <w:proofErr w:type="spellStart"/>
+      <w:r>
+        <w:rPr>
+          <w:b/>
+          <w:bCs/>
+        </w:rPr>
+        <w:t>Augmentation</w:t>
       </w:r>
       <w:bookmarkEnd w:id="9"/>
+      <w:proofErr w:type="spellEnd"/>
     </w:p>
     <w:p>
       <w:pPr>
@@ -6861,12 +7763,69 @@
           <w:color w:val="auto"/>
         </w:rPr>
       </w:pPr>
+      <w:proofErr w:type="spellStart"/>
       <w:r>
         <w:rPr>
           <w:b/>
           <w:bCs/>
         </w:rPr>
-        <w:t>Augmentações aplicadas no Roboflow (dataset Shelves):</w:t>
+        <w:t>Augmentações</w:t>
+      </w:r>
+      <w:proofErr w:type="spellEnd"/>
+      <w:r>
+        <w:rPr>
+          <w:b/>
+          <w:bCs/>
+        </w:rPr>
+        <w:t xml:space="preserve"> aplicadas no </w:t>
+      </w:r>
+      <w:proofErr w:type="spellStart"/>
+      <w:r>
+        <w:rPr>
+          <w:b/>
+          <w:bCs/>
+        </w:rPr>
+        <w:t>Roboflow</w:t>
+      </w:r>
+      <w:proofErr w:type="spellEnd"/>
+      <w:r>
+        <w:rPr>
+          <w:b/>
+          <w:bCs/>
+        </w:rPr>
+        <w:t xml:space="preserve"> (</w:t>
+      </w:r>
+      <w:proofErr w:type="spellStart"/>
+      <w:r>
+        <w:rPr>
+          <w:b/>
+          <w:bCs/>
+        </w:rPr>
+        <w:t>dataset</w:t>
+      </w:r>
+      <w:proofErr w:type="spellEnd"/>
+      <w:r>
+        <w:rPr>
+          <w:b/>
+          <w:bCs/>
+        </w:rPr>
+        <w:t xml:space="preserve"> </w:t>
+      </w:r>
+      <w:proofErr w:type="spellStart"/>
+      <w:r>
+        <w:rPr>
+          <w:b/>
+          <w:bCs/>
+        </w:rPr>
+        <w:t>Shelves</w:t>
+      </w:r>
+      <w:proofErr w:type="spellEnd"/>
+      <w:r>
+        <w:rPr>
+          <w:b/>
+          <w:bCs/>
+        </w:rPr>
+        <w:t>):</w:t>
       </w:r>
     </w:p>
     <w:p/>
@@ -6908,6 +7867,7 @@
                 <w:bCs/>
               </w:rPr>
             </w:pPr>
+            <w:proofErr w:type="spellStart"/>
             <w:r>
               <w:rPr>
                 <w:rFonts w:ascii="Calibri" w:hAnsi="Calibri"/>
@@ -6918,6 +7878,7 @@
               </w:rPr>
               <w:t>Augmentação</w:t>
             </w:r>
+            <w:proofErr w:type="spellEnd"/>
           </w:p>
         </w:tc>
         <w:tc>
@@ -6991,6 +7952,7 @@
             <w:pPr>
               <w:jc w:val="center"/>
             </w:pPr>
+            <w:proofErr w:type="spellStart"/>
             <w:r>
               <w:rPr>
                 <w:rFonts w:ascii="Calibri" w:hAnsi="Calibri"/>
@@ -6998,6 +7960,7 @@
               </w:rPr>
               <w:t>Resize</w:t>
             </w:r>
+            <w:proofErr w:type="spellEnd"/>
           </w:p>
         </w:tc>
         <w:tc>
@@ -7011,12 +7974,21 @@
             <w:pPr>
               <w:jc w:val="center"/>
             </w:pPr>
-            <w:r>
-              <w:rPr>
-                <w:rFonts w:ascii="Calibri" w:hAnsi="Calibri"/>
-                <w:sz w:val="20"/>
-              </w:rPr>
-              <w:t>Stretch para 640×640</w:t>
+            <w:proofErr w:type="spellStart"/>
+            <w:r>
+              <w:rPr>
+                <w:rFonts w:ascii="Calibri" w:hAnsi="Calibri"/>
+                <w:sz w:val="20"/>
+              </w:rPr>
+              <w:t>Stretch</w:t>
+            </w:r>
+            <w:proofErr w:type="spellEnd"/>
+            <w:r>
+              <w:rPr>
+                <w:rFonts w:ascii="Calibri" w:hAnsi="Calibri"/>
+                <w:sz w:val="20"/>
+              </w:rPr>
+              <w:t xml:space="preserve"> para 640×640</w:t>
             </w:r>
           </w:p>
         </w:tc>
@@ -7062,8 +8034,17 @@
                 <w:rFonts w:ascii="Calibri" w:hAnsi="Calibri"/>
                 <w:sz w:val="20"/>
               </w:rPr>
-              <w:t>Horizontal Flip</w:t>
-            </w:r>
+              <w:t xml:space="preserve">Horizontal </w:t>
+            </w:r>
+            <w:proofErr w:type="spellStart"/>
+            <w:r>
+              <w:rPr>
+                <w:rFonts w:ascii="Calibri" w:hAnsi="Calibri"/>
+                <w:sz w:val="20"/>
+              </w:rPr>
+              <w:t>Flip</w:t>
+            </w:r>
+            <w:proofErr w:type="spellEnd"/>
           </w:p>
         </w:tc>
         <w:tc>
@@ -7123,6 +8104,7 @@
             <w:pPr>
               <w:jc w:val="center"/>
             </w:pPr>
+            <w:proofErr w:type="spellStart"/>
             <w:r>
               <w:rPr>
                 <w:rFonts w:ascii="Calibri" w:hAnsi="Calibri"/>
@@ -7130,6 +8112,7 @@
               </w:rPr>
               <w:t>Brightness</w:t>
             </w:r>
+            <w:proofErr w:type="spellEnd"/>
           </w:p>
         </w:tc>
         <w:tc>
@@ -7189,6 +8172,7 @@
             <w:pPr>
               <w:jc w:val="center"/>
             </w:pPr>
+            <w:proofErr w:type="spellStart"/>
             <w:r>
               <w:rPr>
                 <w:rFonts w:ascii="Calibri" w:hAnsi="Calibri"/>
@@ -7196,6 +8180,7 @@
               </w:rPr>
               <w:t>Blur</w:t>
             </w:r>
+            <w:proofErr w:type="spellEnd"/>
           </w:p>
         </w:tc>
         <w:tc>
@@ -7214,8 +8199,17 @@
                 <w:rFonts w:ascii="Calibri" w:hAnsi="Calibri"/>
                 <w:sz w:val="20"/>
               </w:rPr>
-              <w:t>Até 1.25 px</w:t>
-            </w:r>
+              <w:t xml:space="preserve">Até 1.25 </w:t>
+            </w:r>
+            <w:proofErr w:type="spellStart"/>
+            <w:r>
+              <w:rPr>
+                <w:rFonts w:ascii="Calibri" w:hAnsi="Calibri"/>
+                <w:sz w:val="20"/>
+              </w:rPr>
+              <w:t>px</w:t>
+            </w:r>
+            <w:proofErr w:type="spellEnd"/>
           </w:p>
         </w:tc>
         <w:tc>
@@ -7309,12 +8303,37 @@
     <w:p/>
     <w:p/>
     <w:p>
+      <w:proofErr w:type="spellStart"/>
       <w:r>
         <w:rPr>
           <w:b/>
           <w:bCs/>
         </w:rPr>
-        <w:t>Augmentações aplicadas durante o treino (YOLOv8, via Ultralytics):</w:t>
+        <w:t>Augmentações</w:t>
+      </w:r>
+      <w:proofErr w:type="spellEnd"/>
+      <w:r>
+        <w:rPr>
+          <w:b/>
+          <w:bCs/>
+        </w:rPr>
+        <w:t xml:space="preserve"> aplicadas durante o treino (YOLOv8, via </w:t>
+      </w:r>
+      <w:proofErr w:type="spellStart"/>
+      <w:r>
+        <w:rPr>
+          <w:b/>
+          <w:bCs/>
+        </w:rPr>
+        <w:t>Ultralytics</w:t>
+      </w:r>
+      <w:proofErr w:type="spellEnd"/>
+      <w:r>
+        <w:rPr>
+          <w:b/>
+          <w:bCs/>
+        </w:rPr>
+        <w:t>):</w:t>
       </w:r>
     </w:p>
     <w:p/>
@@ -7356,6 +8375,7 @@
                 <w:bCs/>
               </w:rPr>
             </w:pPr>
+            <w:proofErr w:type="spellStart"/>
             <w:r>
               <w:rPr>
                 <w:rFonts w:ascii="Calibri" w:hAnsi="Calibri"/>
@@ -7366,6 +8386,7 @@
               </w:rPr>
               <w:t>Augmentação</w:t>
             </w:r>
+            <w:proofErr w:type="spellEnd"/>
           </w:p>
         </w:tc>
         <w:tc>
@@ -7439,6 +8460,7 @@
             <w:pPr>
               <w:jc w:val="center"/>
             </w:pPr>
+            <w:proofErr w:type="spellStart"/>
             <w:r>
               <w:rPr>
                 <w:rFonts w:ascii="Calibri" w:hAnsi="Calibri"/>
@@ -7446,6 +8468,7 @@
               </w:rPr>
               <w:t>Mosaic</w:t>
             </w:r>
+            <w:proofErr w:type="spellEnd"/>
           </w:p>
         </w:tc>
         <w:tc>
@@ -7505,12 +8528,21 @@
             <w:pPr>
               <w:jc w:val="center"/>
             </w:pPr>
-            <w:r>
-              <w:rPr>
-                <w:rFonts w:ascii="Calibri" w:hAnsi="Calibri"/>
-                <w:sz w:val="20"/>
-              </w:rPr>
-              <w:t>Flip LR</w:t>
+            <w:proofErr w:type="spellStart"/>
+            <w:r>
+              <w:rPr>
+                <w:rFonts w:ascii="Calibri" w:hAnsi="Calibri"/>
+                <w:sz w:val="20"/>
+              </w:rPr>
+              <w:t>Flip</w:t>
+            </w:r>
+            <w:proofErr w:type="spellEnd"/>
+            <w:r>
+              <w:rPr>
+                <w:rFonts w:ascii="Calibri" w:hAnsi="Calibri"/>
+                <w:sz w:val="20"/>
+              </w:rPr>
+              <w:t xml:space="preserve"> LR</w:t>
             </w:r>
           </w:p>
         </w:tc>
@@ -7637,6 +8669,7 @@
             <w:pPr>
               <w:jc w:val="center"/>
             </w:pPr>
+            <w:proofErr w:type="spellStart"/>
             <w:r>
               <w:rPr>
                 <w:rFonts w:ascii="Calibri" w:hAnsi="Calibri"/>
@@ -7644,6 +8677,7 @@
               </w:rPr>
               <w:t>Translate</w:t>
             </w:r>
+            <w:proofErr w:type="spellEnd"/>
           </w:p>
         </w:tc>
         <w:tc>
@@ -7703,6 +8737,7 @@
             <w:pPr>
               <w:jc w:val="center"/>
             </w:pPr>
+            <w:proofErr w:type="spellStart"/>
             <w:r>
               <w:rPr>
                 <w:rFonts w:ascii="Calibri" w:hAnsi="Calibri"/>
@@ -7710,6 +8745,7 @@
               </w:rPr>
               <w:t>Scale</w:t>
             </w:r>
+            <w:proofErr w:type="spellEnd"/>
           </w:p>
         </w:tc>
         <w:tc>
@@ -7769,6 +8805,7 @@
             <w:pPr>
               <w:jc w:val="center"/>
             </w:pPr>
+            <w:proofErr w:type="spellStart"/>
             <w:r>
               <w:rPr>
                 <w:rFonts w:ascii="Calibri" w:hAnsi="Calibri"/>
@@ -7776,6 +8813,7 @@
               </w:rPr>
               <w:t>Erasing</w:t>
             </w:r>
+            <w:proofErr w:type="spellEnd"/>
           </w:p>
         </w:tc>
         <w:tc>
@@ -7836,6 +8874,7 @@
           <w:b/>
           <w:bCs/>
         </w:rPr>
+        <w:lastRenderedPageBreak/>
         <w:t>Verificações de Qualidade</w:t>
       </w:r>
       <w:bookmarkEnd w:id="10"/>
@@ -7889,7 +8928,21 @@
         <w:rPr>
           <w:lang w:val="pt-PT"/>
         </w:rPr>
-        <w:t xml:space="preserve"> O Roboflow realiza verificação automática de duplicados durante o upload.</w:t>
+        <w:t xml:space="preserve"> O </w:t>
+      </w:r>
+      <w:proofErr w:type="spellStart"/>
+      <w:r>
+        <w:rPr>
+          <w:lang w:val="pt-PT"/>
+        </w:rPr>
+        <w:t>Roboflow</w:t>
+      </w:r>
+      <w:proofErr w:type="spellEnd"/>
+      <w:r>
+        <w:rPr>
+          <w:lang w:val="pt-PT"/>
+        </w:rPr>
+        <w:t xml:space="preserve"> realiza verificação automática de duplicados durante o upload.</w:t>
       </w:r>
     </w:p>
     <w:p>
@@ -7958,17 +9011,7 @@
     </w:p>
     <w:p>
       <w:r>
-        <w:t xml:space="preserve">Foram treinados </w:t>
-      </w:r>
-      <w:r>
-        <w:rPr>
-          <w:b/>
-          <w:bCs/>
-        </w:rPr>
-        <w:t>3 modelos</w:t>
-      </w:r>
-      <w:r>
-        <w:t xml:space="preserve"> utilizando a framework Ultralytics YOLOv8, com treino local:</w:t>
+        <w:t>Foram treinados 4 modelos utilizando a framework Ultralytics YOLOv8, com treino local:</w:t>
       </w:r>
     </w:p>
     <w:tbl>
@@ -8038,6 +9081,7 @@
             <w:pPr>
               <w:jc w:val="center"/>
             </w:pPr>
+            <w:proofErr w:type="spellStart"/>
             <w:r>
               <w:rPr>
                 <w:rFonts w:ascii="Calibri" w:hAnsi="Calibri"/>
@@ -8047,6 +9091,7 @@
               </w:rPr>
               <w:t>Dataset</w:t>
             </w:r>
+            <w:proofErr w:type="spellEnd"/>
           </w:p>
         </w:tc>
         <w:tc>
@@ -8108,7 +9153,23 @@
                 <w:rFonts w:ascii="Calibri" w:hAnsi="Calibri"/>
                 <w:sz w:val="20"/>
               </w:rPr>
-              <w:t>Nano Shelves (v1.0)</w:t>
+              <w:t xml:space="preserve">Nano </w:t>
+            </w:r>
+            <w:proofErr w:type="spellStart"/>
+            <w:r>
+              <w:rPr>
+                <w:rFonts w:ascii="Calibri" w:hAnsi="Calibri"/>
+                <w:sz w:val="20"/>
+              </w:rPr>
+              <w:t>Shelves</w:t>
+            </w:r>
+            <w:proofErr w:type="spellEnd"/>
+            <w:r>
+              <w:rPr>
+                <w:rFonts w:ascii="Calibri" w:hAnsi="Calibri"/>
+                <w:sz w:val="20"/>
+              </w:rPr>
+              <w:t xml:space="preserve"> (v1.0)</w:t>
             </w:r>
           </w:p>
         </w:tc>
@@ -8139,6 +9200,7 @@
             <w:pPr>
               <w:jc w:val="center"/>
             </w:pPr>
+            <w:proofErr w:type="spellStart"/>
             <w:r>
               <w:rPr>
                 <w:rFonts w:ascii="Calibri" w:hAnsi="Calibri"/>
@@ -8146,6 +9208,7 @@
               </w:rPr>
               <w:t>Shelves</w:t>
             </w:r>
+            <w:proofErr w:type="spellEnd"/>
           </w:p>
         </w:tc>
         <w:tc>
@@ -8192,25 +9255,50 @@
         <w:tc>
           <w:tcPr>
             <w:tcW w:w="1805" w:type="dxa"/>
-            <w:shd w:val="clear" w:color="auto" w:fill="FFFFFF"/>
-          </w:tcPr>
-          <w:p>
-            <w:pPr>
-              <w:jc w:val="center"/>
-            </w:pPr>
-            <w:r>
-              <w:rPr>
-                <w:rFonts w:ascii="Calibri" w:hAnsi="Calibri"/>
-                <w:sz w:val="20"/>
-              </w:rPr>
-              <w:t>Small Shelves (v2.0)</w:t>
+            <w:shd w:val="clear" w:color="auto" w:fill="DAE9F7" w:themeFill="text2" w:themeFillTint="1A"/>
+          </w:tcPr>
+          <w:p>
+            <w:pPr>
+              <w:jc w:val="center"/>
+            </w:pPr>
+            <w:proofErr w:type="spellStart"/>
+            <w:r>
+              <w:rPr>
+                <w:rFonts w:ascii="Calibri" w:hAnsi="Calibri"/>
+                <w:sz w:val="20"/>
+              </w:rPr>
+              <w:t>Small</w:t>
+            </w:r>
+            <w:proofErr w:type="spellEnd"/>
+            <w:r>
+              <w:rPr>
+                <w:rFonts w:ascii="Calibri" w:hAnsi="Calibri"/>
+                <w:sz w:val="20"/>
+              </w:rPr>
+              <w:t xml:space="preserve"> </w:t>
+            </w:r>
+            <w:proofErr w:type="spellStart"/>
+            <w:r>
+              <w:rPr>
+                <w:rFonts w:ascii="Calibri" w:hAnsi="Calibri"/>
+                <w:sz w:val="20"/>
+              </w:rPr>
+              <w:t>Shelves</w:t>
+            </w:r>
+            <w:proofErr w:type="spellEnd"/>
+            <w:r>
+              <w:rPr>
+                <w:rFonts w:ascii="Calibri" w:hAnsi="Calibri"/>
+                <w:sz w:val="20"/>
+              </w:rPr>
+              <w:t xml:space="preserve"> (v2.0)</w:t>
             </w:r>
           </w:p>
         </w:tc>
         <w:tc>
           <w:tcPr>
             <w:tcW w:w="1805" w:type="dxa"/>
-            <w:shd w:val="clear" w:color="auto" w:fill="FFFFFF"/>
+            <w:shd w:val="clear" w:color="auto" w:fill="DAE9F7" w:themeFill="text2" w:themeFillTint="1A"/>
           </w:tcPr>
           <w:p>
             <w:pPr>
@@ -8228,12 +9316,13 @@
         <w:tc>
           <w:tcPr>
             <w:tcW w:w="1805" w:type="dxa"/>
-            <w:shd w:val="clear" w:color="auto" w:fill="FFFFFF"/>
-          </w:tcPr>
-          <w:p>
-            <w:pPr>
-              <w:jc w:val="center"/>
-            </w:pPr>
+            <w:shd w:val="clear" w:color="auto" w:fill="DAE9F7" w:themeFill="text2" w:themeFillTint="1A"/>
+          </w:tcPr>
+          <w:p>
+            <w:pPr>
+              <w:jc w:val="center"/>
+            </w:pPr>
+            <w:proofErr w:type="spellStart"/>
             <w:r>
               <w:rPr>
                 <w:rFonts w:ascii="Calibri" w:hAnsi="Calibri"/>
@@ -8241,12 +9330,13 @@
               </w:rPr>
               <w:t>Shelves</w:t>
             </w:r>
+            <w:proofErr w:type="spellEnd"/>
           </w:p>
         </w:tc>
         <w:tc>
           <w:tcPr>
             <w:tcW w:w="1805" w:type="dxa"/>
-            <w:shd w:val="clear" w:color="auto" w:fill="FFFFFF"/>
+            <w:shd w:val="clear" w:color="auto" w:fill="DAE9F7" w:themeFill="text2" w:themeFillTint="1A"/>
           </w:tcPr>
           <w:p>
             <w:pPr>
@@ -8264,7 +9354,7 @@
         <w:tc>
           <w:tcPr>
             <w:tcW w:w="1805" w:type="dxa"/>
-            <w:shd w:val="clear" w:color="auto" w:fill="FFFFFF"/>
+            <w:shd w:val="clear" w:color="auto" w:fill="DAE9F7" w:themeFill="text2" w:themeFillTint="1A"/>
           </w:tcPr>
           <w:p>
             <w:pPr>
@@ -8370,7 +9460,118 @@
                 <w:rFonts w:ascii="Calibri" w:hAnsi="Calibri"/>
                 <w:sz w:val="20"/>
               </w:rPr>
-              <w:t>Avaliar impacto de dataset maior e mais diverso</w:t>
+              <w:t xml:space="preserve">Avaliar impacto de </w:t>
+            </w:r>
+            <w:proofErr w:type="spellStart"/>
+            <w:r>
+              <w:rPr>
+                <w:rFonts w:ascii="Calibri" w:hAnsi="Calibri"/>
+                <w:sz w:val="20"/>
+              </w:rPr>
+              <w:t>dataset</w:t>
+            </w:r>
+            <w:proofErr w:type="spellEnd"/>
+            <w:r>
+              <w:rPr>
+                <w:rFonts w:ascii="Calibri" w:hAnsi="Calibri"/>
+                <w:sz w:val="20"/>
+              </w:rPr>
+              <w:t xml:space="preserve"> maior e mais diverso</w:t>
+            </w:r>
+          </w:p>
+        </w:tc>
+      </w:tr>
+      <w:tr>
+        <w:trPr>
+          <w:jc w:val="center"/>
+        </w:trPr>
+        <w:tc>
+          <w:tcPr>
+            <w:tcW w:w="1802" w:type="dxa"/>
+            <w:shd w:val="clear" w:color="auto" w:fill="D6E4F0"/>
+          </w:tcPr>
+          <w:p>
+            <w:pPr>
+              <w:jc w:val="center"/>
+            </w:pPr>
+            <w:r>
+              <w:rPr>
+                <w:rFonts w:ascii="Calibri" w:hAnsi="Calibri"/>
+                <w:sz w:val="20"/>
+              </w:rPr>
+              <w:t>Nano Pallets (v4.0)</w:t>
+            </w:r>
+          </w:p>
+        </w:tc>
+        <w:tc>
+          <w:tcPr>
+            <w:tcW w:w="1804" w:type="dxa"/>
+            <w:shd w:val="clear" w:color="auto" w:fill="D6E4F0"/>
+          </w:tcPr>
+          <w:p>
+            <w:pPr>
+              <w:jc w:val="center"/>
+            </w:pPr>
+            <w:r>
+              <w:rPr>
+                <w:rFonts w:ascii="Calibri" w:hAnsi="Calibri"/>
+                <w:sz w:val="20"/>
+              </w:rPr>
+              <w:t>YOLOv8n</w:t>
+            </w:r>
+          </w:p>
+        </w:tc>
+        <w:tc>
+          <w:tcPr>
+            <w:tcW w:w="1803" w:type="dxa"/>
+            <w:shd w:val="clear" w:color="auto" w:fill="D6E4F0"/>
+          </w:tcPr>
+          <w:p>
+            <w:pPr>
+              <w:jc w:val="center"/>
+            </w:pPr>
+            <w:r>
+              <w:rPr>
+                <w:rFonts w:ascii="Calibri" w:hAnsi="Calibri"/>
+                <w:sz w:val="20"/>
+              </w:rPr>
+              <w:t>Pallets</w:t>
+            </w:r>
+          </w:p>
+        </w:tc>
+        <w:tc>
+          <w:tcPr>
+            <w:tcW w:w="1803" w:type="dxa"/>
+            <w:shd w:val="clear" w:color="auto" w:fill="D6E4F0"/>
+          </w:tcPr>
+          <w:p>
+            <w:pPr>
+              <w:jc w:val="center"/>
+            </w:pPr>
+            <w:r>
+              <w:rPr>
+                <w:rFonts w:ascii="Calibri" w:hAnsi="Calibri"/>
+                <w:sz w:val="20"/>
+              </w:rPr>
+              <w:t>50</w:t>
+            </w:r>
+          </w:p>
+        </w:tc>
+        <w:tc>
+          <w:tcPr>
+            <w:tcW w:w="1804" w:type="dxa"/>
+            <w:shd w:val="clear" w:color="auto" w:fill="D6E4F0"/>
+          </w:tcPr>
+          <w:p>
+            <w:pPr>
+              <w:jc w:val="center"/>
+            </w:pPr>
+            <w:r>
+              <w:rPr>
+                <w:rFonts w:ascii="Calibri" w:hAnsi="Calibri"/>
+                <w:sz w:val="20"/>
+              </w:rPr>
+              <w:t>Transfer learning do SKU para domínio de armazém</w:t>
             </w:r>
           </w:p>
         </w:tc>
@@ -8378,12 +9579,33 @@
     </w:tbl>
     <w:p>
       <w:r>
-        <w:t>O treino foi realizado localmente em vez do Roboflow, utilizando o script `train.py` com a biblioteca Ultralytics. Todas as configurações de treino são reproduzíveis a partir dos ficheiros `train_</w:t>
+        <w:t xml:space="preserve">O treino foi realizado localmente em vez do </w:t>
+      </w:r>
+      <w:proofErr w:type="spellStart"/>
+      <w:r>
+        <w:t>Roboflow</w:t>
+      </w:r>
+      <w:proofErr w:type="spellEnd"/>
+      <w:r>
+        <w:t xml:space="preserve">, utilizando o script `train.py` com a biblioteca </w:t>
+      </w:r>
+      <w:proofErr w:type="spellStart"/>
+      <w:r>
+        <w:t>Ultralytics</w:t>
+      </w:r>
+      <w:proofErr w:type="spellEnd"/>
+      <w:r>
+        <w:t>. Todas as configurações de treino são reproduzíveis a partir dos ficheiros `</w:t>
+      </w:r>
+      <w:proofErr w:type="spellStart"/>
+      <w:r>
+        <w:t>train_</w:t>
       </w:r>
       <w:proofErr w:type="gramStart"/>
       <w:r>
         <w:t>config.yaml</w:t>
       </w:r>
+      <w:proofErr w:type="spellEnd"/>
       <w:proofErr w:type="gramEnd"/>
       <w:r>
         <w:t>` incluídos em cada pasta de modelo.</w:t>
@@ -8399,6 +9621,7 @@
         </w:rPr>
       </w:pPr>
       <w:bookmarkStart w:id="13" w:name="_Toc230613680"/>
+      <w:proofErr w:type="spellStart"/>
       <w:r>
         <w:rPr>
           <w:b/>
@@ -8407,6 +9630,7 @@
         <w:t>Hiperparâmetros</w:t>
       </w:r>
       <w:bookmarkEnd w:id="13"/>
+      <w:proofErr w:type="spellEnd"/>
     </w:p>
     <w:tbl>
       <w:tblPr>
@@ -8477,6 +9701,7 @@
             <w:pPr>
               <w:jc w:val="center"/>
             </w:pPr>
+            <w:proofErr w:type="spellStart"/>
             <w:r>
               <w:rPr>
                 <w:rFonts w:ascii="Calibri" w:hAnsi="Calibri"/>
@@ -8484,6 +9709,7 @@
               </w:rPr>
               <w:t>Optimizer</w:t>
             </w:r>
+            <w:proofErr w:type="spellEnd"/>
           </w:p>
         </w:tc>
         <w:tc>
@@ -8518,12 +9744,21 @@
             <w:pPr>
               <w:jc w:val="center"/>
             </w:pPr>
-            <w:r>
-              <w:rPr>
-                <w:rFonts w:ascii="Calibri" w:hAnsi="Calibri"/>
-                <w:sz w:val="20"/>
-              </w:rPr>
-              <w:t>Learning Rate (lr0)</w:t>
+            <w:proofErr w:type="spellStart"/>
+            <w:r>
+              <w:rPr>
+                <w:rFonts w:ascii="Calibri" w:hAnsi="Calibri"/>
+                <w:sz w:val="20"/>
+              </w:rPr>
+              <w:t>Learning</w:t>
+            </w:r>
+            <w:proofErr w:type="spellEnd"/>
+            <w:r>
+              <w:rPr>
+                <w:rFonts w:ascii="Calibri" w:hAnsi="Calibri"/>
+                <w:sz w:val="20"/>
+              </w:rPr>
+              <w:t xml:space="preserve"> Rate (lr0)</w:t>
             </w:r>
           </w:p>
         </w:tc>
@@ -8564,7 +9799,23 @@
                 <w:rFonts w:ascii="Calibri" w:hAnsi="Calibri"/>
                 <w:sz w:val="20"/>
               </w:rPr>
-              <w:t>LR Final (lrf)</w:t>
+              <w:t>LR Final (</w:t>
+            </w:r>
+            <w:proofErr w:type="spellStart"/>
+            <w:r>
+              <w:rPr>
+                <w:rFonts w:ascii="Calibri" w:hAnsi="Calibri"/>
+                <w:sz w:val="20"/>
+              </w:rPr>
+              <w:t>lrf</w:t>
+            </w:r>
+            <w:proofErr w:type="spellEnd"/>
+            <w:r>
+              <w:rPr>
+                <w:rFonts w:ascii="Calibri" w:hAnsi="Calibri"/>
+                <w:sz w:val="20"/>
+              </w:rPr>
+              <w:t>)</w:t>
             </w:r>
           </w:p>
         </w:tc>
@@ -8600,6 +9851,7 @@
             <w:pPr>
               <w:jc w:val="center"/>
             </w:pPr>
+            <w:proofErr w:type="spellStart"/>
             <w:r>
               <w:rPr>
                 <w:rFonts w:ascii="Calibri" w:hAnsi="Calibri"/>
@@ -8607,6 +9859,7 @@
               </w:rPr>
               <w:t>Momentum</w:t>
             </w:r>
+            <w:proofErr w:type="spellEnd"/>
           </w:p>
         </w:tc>
         <w:tc>
@@ -8641,13 +9894,31 @@
             <w:pPr>
               <w:jc w:val="center"/>
             </w:pPr>
-            <w:r>
-              <w:rPr>
-                <w:rFonts w:ascii="Calibri" w:hAnsi="Calibri"/>
-                <w:sz w:val="20"/>
-              </w:rPr>
-              <w:t>Weight Decay</w:t>
-            </w:r>
+            <w:proofErr w:type="spellStart"/>
+            <w:r>
+              <w:rPr>
+                <w:rFonts w:ascii="Calibri" w:hAnsi="Calibri"/>
+                <w:sz w:val="20"/>
+              </w:rPr>
+              <w:t>Weight</w:t>
+            </w:r>
+            <w:proofErr w:type="spellEnd"/>
+            <w:r>
+              <w:rPr>
+                <w:rFonts w:ascii="Calibri" w:hAnsi="Calibri"/>
+                <w:sz w:val="20"/>
+              </w:rPr>
+              <w:t xml:space="preserve"> </w:t>
+            </w:r>
+            <w:proofErr w:type="spellStart"/>
+            <w:r>
+              <w:rPr>
+                <w:rFonts w:ascii="Calibri" w:hAnsi="Calibri"/>
+                <w:sz w:val="20"/>
+              </w:rPr>
+              <w:t>Decay</w:t>
+            </w:r>
+            <w:proofErr w:type="spellEnd"/>
           </w:p>
         </w:tc>
         <w:tc>
@@ -8682,13 +9953,31 @@
             <w:pPr>
               <w:jc w:val="center"/>
             </w:pPr>
-            <w:r>
-              <w:rPr>
-                <w:rFonts w:ascii="Calibri" w:hAnsi="Calibri"/>
-                <w:sz w:val="20"/>
-              </w:rPr>
-              <w:t>Warmup Epochs</w:t>
-            </w:r>
+            <w:proofErr w:type="spellStart"/>
+            <w:r>
+              <w:rPr>
+                <w:rFonts w:ascii="Calibri" w:hAnsi="Calibri"/>
+                <w:sz w:val="20"/>
+              </w:rPr>
+              <w:t>Warmup</w:t>
+            </w:r>
+            <w:proofErr w:type="spellEnd"/>
+            <w:r>
+              <w:rPr>
+                <w:rFonts w:ascii="Calibri" w:hAnsi="Calibri"/>
+                <w:sz w:val="20"/>
+              </w:rPr>
+              <w:t xml:space="preserve"> </w:t>
+            </w:r>
+            <w:proofErr w:type="spellStart"/>
+            <w:r>
+              <w:rPr>
+                <w:rFonts w:ascii="Calibri" w:hAnsi="Calibri"/>
+                <w:sz w:val="20"/>
+              </w:rPr>
+              <w:t>Epochs</w:t>
+            </w:r>
+            <w:proofErr w:type="spellEnd"/>
           </w:p>
         </w:tc>
         <w:tc>
@@ -8723,13 +10012,31 @@
             <w:pPr>
               <w:jc w:val="center"/>
             </w:pPr>
-            <w:r>
-              <w:rPr>
-                <w:rFonts w:ascii="Calibri" w:hAnsi="Calibri"/>
-                <w:sz w:val="20"/>
-              </w:rPr>
-              <w:t>Batch Size</w:t>
-            </w:r>
+            <w:proofErr w:type="spellStart"/>
+            <w:r>
+              <w:rPr>
+                <w:rFonts w:ascii="Calibri" w:hAnsi="Calibri"/>
+                <w:sz w:val="20"/>
+              </w:rPr>
+              <w:t>Batch</w:t>
+            </w:r>
+            <w:proofErr w:type="spellEnd"/>
+            <w:r>
+              <w:rPr>
+                <w:rFonts w:ascii="Calibri" w:hAnsi="Calibri"/>
+                <w:sz w:val="20"/>
+              </w:rPr>
+              <w:t xml:space="preserve"> </w:t>
+            </w:r>
+            <w:proofErr w:type="spellStart"/>
+            <w:r>
+              <w:rPr>
+                <w:rFonts w:ascii="Calibri" w:hAnsi="Calibri"/>
+                <w:sz w:val="20"/>
+              </w:rPr>
+              <w:t>Size</w:t>
+            </w:r>
+            <w:proofErr w:type="spellEnd"/>
           </w:p>
         </w:tc>
         <w:tc>
@@ -8764,13 +10071,31 @@
             <w:pPr>
               <w:jc w:val="center"/>
             </w:pPr>
-            <w:r>
-              <w:rPr>
-                <w:rFonts w:ascii="Calibri" w:hAnsi="Calibri"/>
-                <w:sz w:val="20"/>
-              </w:rPr>
-              <w:t>Image Size</w:t>
-            </w:r>
+            <w:proofErr w:type="spellStart"/>
+            <w:r>
+              <w:rPr>
+                <w:rFonts w:ascii="Calibri" w:hAnsi="Calibri"/>
+                <w:sz w:val="20"/>
+              </w:rPr>
+              <w:t>Image</w:t>
+            </w:r>
+            <w:proofErr w:type="spellEnd"/>
+            <w:r>
+              <w:rPr>
+                <w:rFonts w:ascii="Calibri" w:hAnsi="Calibri"/>
+                <w:sz w:val="20"/>
+              </w:rPr>
+              <w:t xml:space="preserve"> </w:t>
+            </w:r>
+            <w:proofErr w:type="spellStart"/>
+            <w:r>
+              <w:rPr>
+                <w:rFonts w:ascii="Calibri" w:hAnsi="Calibri"/>
+                <w:sz w:val="20"/>
+              </w:rPr>
+              <w:t>Size</w:t>
+            </w:r>
+            <w:proofErr w:type="spellEnd"/>
           </w:p>
         </w:tc>
         <w:tc>
@@ -8868,7 +10193,15 @@
         <w:t>GPU:</w:t>
       </w:r>
       <w:r>
-        <w:t xml:space="preserve"> NVIDIA GeForce RTX 4060 (8GB VRAM)</w:t>
+        <w:t xml:space="preserve"> NVIDIA </w:t>
+      </w:r>
+      <w:proofErr w:type="spellStart"/>
+      <w:r>
+        <w:t>GeForce</w:t>
+      </w:r>
+      <w:proofErr w:type="spellEnd"/>
+      <w:r>
+        <w:t xml:space="preserve"> RTX 4060 (8GB VRAM)</w:t>
       </w:r>
     </w:p>
     <w:p>
@@ -8985,7 +10318,23 @@
         </w:numPr>
       </w:pPr>
       <w:r>
-        <w:t>Nano Shelves (50 epochs): ~1.1 horas</w:t>
+        <w:t xml:space="preserve">Nano </w:t>
+      </w:r>
+      <w:proofErr w:type="spellStart"/>
+      <w:r>
+        <w:t>Shelves</w:t>
+      </w:r>
+      <w:proofErr w:type="spellEnd"/>
+      <w:r>
+        <w:t xml:space="preserve"> (50 </w:t>
+      </w:r>
+      <w:proofErr w:type="spellStart"/>
+      <w:r>
+        <w:t>epochs</w:t>
+      </w:r>
+      <w:proofErr w:type="spellEnd"/>
+      <w:r>
+        <w:t>): ~1.1 horas</w:t>
       </w:r>
     </w:p>
     <w:p>
@@ -8996,8 +10345,29 @@
           <w:numId w:val="8"/>
         </w:numPr>
       </w:pPr>
-      <w:r>
-        <w:t>Small Shelves (150 epochs): ~4.7 horas</w:t>
+      <w:proofErr w:type="spellStart"/>
+      <w:r>
+        <w:t>Small</w:t>
+      </w:r>
+      <w:proofErr w:type="spellEnd"/>
+      <w:r>
+        <w:t xml:space="preserve"> </w:t>
+      </w:r>
+      <w:proofErr w:type="spellStart"/>
+      <w:r>
+        <w:t>Shelves</w:t>
+      </w:r>
+      <w:proofErr w:type="spellEnd"/>
+      <w:r>
+        <w:t xml:space="preserve"> (150 </w:t>
+      </w:r>
+      <w:proofErr w:type="spellStart"/>
+      <w:r>
+        <w:t>epochs</w:t>
+      </w:r>
+      <w:proofErr w:type="spellEnd"/>
+      <w:r>
+        <w:t>): ~4.7 horas</w:t>
       </w:r>
     </w:p>
     <w:p>
@@ -9009,8 +10379,49 @@
         </w:numPr>
       </w:pPr>
       <w:r>
-        <w:t>Nano SKU (50 epochs): ~5.2 horas</w:t>
-      </w:r>
+        <w:t xml:space="preserve">Nano SKU (50 </w:t>
+      </w:r>
+      <w:proofErr w:type="spellStart"/>
+      <w:r>
+        <w:t>epochs</w:t>
+      </w:r>
+      <w:proofErr w:type="spellEnd"/>
+      <w:r>
+        <w:t>): ~5.2 horas</w:t>
+      </w:r>
+    </w:p>
+    <w:p>
+      <w:pPr>
+        <w:pStyle w:val="PargrafodaLista"/>
+        <w:numPr>
+          <w:ilvl w:val="0"/>
+          <w:numId w:val="8"/>
+        </w:numPr>
+      </w:pPr>
+      <w:r>
+        <w:t xml:space="preserve">Nano </w:t>
+      </w:r>
+      <w:proofErr w:type="spellStart"/>
+      <w:r>
+        <w:t>Pallets</w:t>
+      </w:r>
+      <w:proofErr w:type="spellEnd"/>
+      <w:r>
+        <w:t xml:space="preserve"> (50 </w:t>
+      </w:r>
+      <w:proofErr w:type="spellStart"/>
+      <w:r>
+        <w:t>epochs</w:t>
+      </w:r>
+      <w:proofErr w:type="spellEnd"/>
+      <w:r>
+        <w:t>): ~6 minutos</w:t>
+      </w:r>
+    </w:p>
+    <w:p>
+      <w:pPr>
+        <w:pStyle w:val="PargrafodaLista"/>
+      </w:pPr>
     </w:p>
     <w:p>
       <w:pPr>
@@ -9136,6 +10547,7 @@
             <w:pPr>
               <w:jc w:val="center"/>
             </w:pPr>
+            <w:proofErr w:type="spellStart"/>
             <w:r>
               <w:rPr>
                 <w:rFonts w:ascii="Calibri" w:hAnsi="Calibri"/>
@@ -9145,6 +10557,7 @@
               </w:rPr>
               <w:t>Precision</w:t>
             </w:r>
+            <w:proofErr w:type="spellEnd"/>
           </w:p>
         </w:tc>
         <w:tc>
@@ -9156,6 +10569,7 @@
             <w:pPr>
               <w:jc w:val="center"/>
             </w:pPr>
+            <w:proofErr w:type="spellStart"/>
             <w:r>
               <w:rPr>
                 <w:rFonts w:ascii="Calibri" w:hAnsi="Calibri"/>
@@ -9165,6 +10579,7 @@
               </w:rPr>
               <w:t>Recall</w:t>
             </w:r>
+            <w:proofErr w:type="spellEnd"/>
           </w:p>
         </w:tc>
       </w:tr>
@@ -9186,7 +10601,23 @@
                 <w:rFonts w:ascii="Calibri" w:hAnsi="Calibri"/>
                 <w:sz w:val="20"/>
               </w:rPr>
-              <w:t>Nano Shelves (50ep)</w:t>
+              <w:t xml:space="preserve">Nano </w:t>
+            </w:r>
+            <w:proofErr w:type="spellStart"/>
+            <w:r>
+              <w:rPr>
+                <w:rFonts w:ascii="Calibri" w:hAnsi="Calibri"/>
+                <w:sz w:val="20"/>
+              </w:rPr>
+              <w:t>Shelves</w:t>
+            </w:r>
+            <w:proofErr w:type="spellEnd"/>
+            <w:r>
+              <w:rPr>
+                <w:rFonts w:ascii="Calibri" w:hAnsi="Calibri"/>
+                <w:sz w:val="20"/>
+              </w:rPr>
+              <w:t xml:space="preserve"> (50ep)</w:t>
             </w:r>
           </w:p>
         </w:tc>
@@ -9270,25 +10701,50 @@
         <w:tc>
           <w:tcPr>
             <w:tcW w:w="1805" w:type="dxa"/>
-            <w:shd w:val="clear" w:color="auto" w:fill="FFFFFF"/>
-          </w:tcPr>
-          <w:p>
-            <w:pPr>
-              <w:jc w:val="center"/>
-            </w:pPr>
-            <w:r>
-              <w:rPr>
-                <w:rFonts w:ascii="Calibri" w:hAnsi="Calibri"/>
-                <w:sz w:val="20"/>
-              </w:rPr>
-              <w:t>Small Shelves (150ep)</w:t>
+            <w:shd w:val="clear" w:color="auto" w:fill="DAE9F7" w:themeFill="text2" w:themeFillTint="1A"/>
+          </w:tcPr>
+          <w:p>
+            <w:pPr>
+              <w:jc w:val="center"/>
+            </w:pPr>
+            <w:proofErr w:type="spellStart"/>
+            <w:r>
+              <w:rPr>
+                <w:rFonts w:ascii="Calibri" w:hAnsi="Calibri"/>
+                <w:sz w:val="20"/>
+              </w:rPr>
+              <w:t>Small</w:t>
+            </w:r>
+            <w:proofErr w:type="spellEnd"/>
+            <w:r>
+              <w:rPr>
+                <w:rFonts w:ascii="Calibri" w:hAnsi="Calibri"/>
+                <w:sz w:val="20"/>
+              </w:rPr>
+              <w:t xml:space="preserve"> </w:t>
+            </w:r>
+            <w:proofErr w:type="spellStart"/>
+            <w:r>
+              <w:rPr>
+                <w:rFonts w:ascii="Calibri" w:hAnsi="Calibri"/>
+                <w:sz w:val="20"/>
+              </w:rPr>
+              <w:t>Shelves</w:t>
+            </w:r>
+            <w:proofErr w:type="spellEnd"/>
+            <w:r>
+              <w:rPr>
+                <w:rFonts w:ascii="Calibri" w:hAnsi="Calibri"/>
+                <w:sz w:val="20"/>
+              </w:rPr>
+              <w:t xml:space="preserve"> (150ep)</w:t>
             </w:r>
           </w:p>
         </w:tc>
         <w:tc>
           <w:tcPr>
             <w:tcW w:w="1805" w:type="dxa"/>
-            <w:shd w:val="clear" w:color="auto" w:fill="FFFFFF"/>
+            <w:shd w:val="clear" w:color="auto" w:fill="DAE9F7" w:themeFill="text2" w:themeFillTint="1A"/>
           </w:tcPr>
           <w:p>
             <w:pPr>
@@ -9306,7 +10762,7 @@
         <w:tc>
           <w:tcPr>
             <w:tcW w:w="1805" w:type="dxa"/>
-            <w:shd w:val="clear" w:color="auto" w:fill="FFFFFF"/>
+            <w:shd w:val="clear" w:color="auto" w:fill="DAE9F7" w:themeFill="text2" w:themeFillTint="1A"/>
           </w:tcPr>
           <w:p>
             <w:pPr>
@@ -9324,7 +10780,7 @@
         <w:tc>
           <w:tcPr>
             <w:tcW w:w="1805" w:type="dxa"/>
-            <w:shd w:val="clear" w:color="auto" w:fill="FFFFFF"/>
+            <w:shd w:val="clear" w:color="auto" w:fill="DAE9F7" w:themeFill="text2" w:themeFillTint="1A"/>
           </w:tcPr>
           <w:p>
             <w:pPr>
@@ -9342,7 +10798,7 @@
         <w:tc>
           <w:tcPr>
             <w:tcW w:w="1805" w:type="dxa"/>
-            <w:shd w:val="clear" w:color="auto" w:fill="FFFFFF"/>
+            <w:shd w:val="clear" w:color="auto" w:fill="DAE9F7" w:themeFill="text2" w:themeFillTint="1A"/>
           </w:tcPr>
           <w:p>
             <w:pPr>
@@ -9453,6 +10909,101 @@
           </w:p>
         </w:tc>
       </w:tr>
+      <w:tr>
+        <w:trPr>
+          <w:jc w:val="center"/>
+        </w:trPr>
+        <w:tc>
+          <w:tcPr>
+            <w:tcW w:w="1803" w:type="dxa"/>
+            <w:shd w:val="clear" w:color="auto" w:fill="D6E4F0"/>
+          </w:tcPr>
+          <w:p>
+            <w:pPr>
+              <w:jc w:val="center"/>
+            </w:pPr>
+            <w:r>
+              <w:rPr>
+                <w:rFonts w:ascii="Calibri" w:hAnsi="Calibri"/>
+                <w:sz w:val="20"/>
+              </w:rPr>
+              <w:t>Nano Pallets (50ep)</w:t>
+            </w:r>
+          </w:p>
+        </w:tc>
+        <w:tc>
+          <w:tcPr>
+            <w:tcW w:w="1803" w:type="dxa"/>
+            <w:shd w:val="clear" w:color="auto" w:fill="D6E4F0"/>
+          </w:tcPr>
+          <w:p>
+            <w:pPr>
+              <w:jc w:val="center"/>
+            </w:pPr>
+            <w:r>
+              <w:rPr>
+                <w:rFonts w:ascii="Calibri" w:hAnsi="Calibri"/>
+                <w:sz w:val="20"/>
+              </w:rPr>
+              <w:t>0.987</w:t>
+            </w:r>
+          </w:p>
+        </w:tc>
+        <w:tc>
+          <w:tcPr>
+            <w:tcW w:w="1804" w:type="dxa"/>
+            <w:shd w:val="clear" w:color="auto" w:fill="D6E4F0"/>
+          </w:tcPr>
+          <w:p>
+            <w:pPr>
+              <w:jc w:val="center"/>
+            </w:pPr>
+            <w:r>
+              <w:rPr>
+                <w:rFonts w:ascii="Calibri" w:hAnsi="Calibri"/>
+                <w:sz w:val="20"/>
+              </w:rPr>
+              <w:t>0.758</w:t>
+            </w:r>
+          </w:p>
+        </w:tc>
+        <w:tc>
+          <w:tcPr>
+            <w:tcW w:w="1803" w:type="dxa"/>
+            <w:shd w:val="clear" w:color="auto" w:fill="D6E4F0"/>
+          </w:tcPr>
+          <w:p>
+            <w:pPr>
+              <w:jc w:val="center"/>
+            </w:pPr>
+            <w:r>
+              <w:rPr>
+                <w:rFonts w:ascii="Calibri" w:hAnsi="Calibri"/>
+                <w:sz w:val="20"/>
+              </w:rPr>
+              <w:t>0.960</w:t>
+            </w:r>
+          </w:p>
+        </w:tc>
+        <w:tc>
+          <w:tcPr>
+            <w:tcW w:w="1803" w:type="dxa"/>
+            <w:shd w:val="clear" w:color="auto" w:fill="D6E4F0"/>
+          </w:tcPr>
+          <w:p>
+            <w:pPr>
+              <w:jc w:val="center"/>
+            </w:pPr>
+            <w:r>
+              <w:rPr>
+                <w:rFonts w:ascii="Calibri" w:hAnsi="Calibri"/>
+                <w:sz w:val="20"/>
+              </w:rPr>
+              <w:t>0.976</w:t>
+            </w:r>
+          </w:p>
+        </w:tc>
+      </w:tr>
     </w:tbl>
     <w:p>
       <w:pPr>
@@ -9471,6 +11022,824 @@
         <w:t>Análise de Resultados e Erro</w:t>
       </w:r>
       <w:bookmarkEnd w:id="17"/>
+    </w:p>
+    <w:p>
+      <w:pPr>
+        <w:rPr>
+          <w:rFonts w:ascii="Calibri" w:hAnsi="Calibri"/>
+          <w:szCs w:val="32"/>
+        </w:rPr>
+      </w:pPr>
+      <w:r>
+        <w:rPr>
+          <w:rFonts w:ascii="Calibri" w:hAnsi="Calibri"/>
+          <w:szCs w:val="32"/>
+        </w:rPr>
+        <w:t xml:space="preserve">A tabela seguinte apresenta os resultados desagregados por classe para cada modelo. Uma vez que o </w:t>
+      </w:r>
+      <w:proofErr w:type="spellStart"/>
+      <w:r>
+        <w:rPr>
+          <w:rFonts w:ascii="Calibri" w:hAnsi="Calibri"/>
+          <w:szCs w:val="32"/>
+        </w:rPr>
+        <w:t>dataset</w:t>
+      </w:r>
+      <w:proofErr w:type="spellEnd"/>
+      <w:r>
+        <w:rPr>
+          <w:rFonts w:ascii="Calibri" w:hAnsi="Calibri"/>
+          <w:szCs w:val="32"/>
+        </w:rPr>
+        <w:t xml:space="preserve"> contém apenas 1 classe (item), os resultados por classe coincidem com os resultados globais</w:t>
+      </w:r>
+      <w:r>
+        <w:rPr>
+          <w:rFonts w:ascii="Calibri" w:hAnsi="Calibri"/>
+          <w:szCs w:val="32"/>
+        </w:rPr>
+        <w:t>.</w:t>
+      </w:r>
+    </w:p>
+    <w:p/>
+    <w:tbl>
+      <w:tblPr>
+        <w:tblStyle w:val="TabelacomGrelha"/>
+        <w:tblW w:w="0" w:type="auto"/>
+        <w:jc w:val="center"/>
+        <w:tblLook w:val="04A0" w:firstRow="1" w:lastRow="0" w:firstColumn="1" w:lastColumn="0" w:noHBand="0" w:noVBand="1"/>
+      </w:tblPr>
+      <w:tblGrid>
+        <w:gridCol w:w="1251"/>
+        <w:gridCol w:w="1279"/>
+        <w:gridCol w:w="1267"/>
+        <w:gridCol w:w="1260"/>
+        <w:gridCol w:w="1237"/>
+        <w:gridCol w:w="1267"/>
+        <w:gridCol w:w="1455"/>
+      </w:tblGrid>
+      <w:tr>
+        <w:trPr>
+          <w:jc w:val="center"/>
+        </w:trPr>
+        <w:tc>
+          <w:tcPr>
+            <w:tcW w:w="1251" w:type="dxa"/>
+            <w:shd w:val="clear" w:color="auto" w:fill="2F5496"/>
+          </w:tcPr>
+          <w:p>
+            <w:pPr>
+              <w:jc w:val="center"/>
+            </w:pPr>
+            <w:r>
+              <w:rPr>
+                <w:rFonts w:ascii="Calibri" w:hAnsi="Calibri"/>
+                <w:b/>
+                <w:color w:val="FFFFFF"/>
+                <w:sz w:val="20"/>
+              </w:rPr>
+              <w:t>Modelo</w:t>
+            </w:r>
+          </w:p>
+        </w:tc>
+        <w:tc>
+          <w:tcPr>
+            <w:tcW w:w="1279" w:type="dxa"/>
+            <w:shd w:val="clear" w:color="auto" w:fill="2F5496"/>
+          </w:tcPr>
+          <w:p>
+            <w:pPr>
+              <w:jc w:val="center"/>
+            </w:pPr>
+            <w:r>
+              <w:rPr>
+                <w:rFonts w:ascii="Calibri" w:hAnsi="Calibri"/>
+                <w:b/>
+                <w:color w:val="FFFFFF"/>
+                <w:sz w:val="20"/>
+              </w:rPr>
+              <w:t>Classe</w:t>
+            </w:r>
+          </w:p>
+        </w:tc>
+        <w:tc>
+          <w:tcPr>
+            <w:tcW w:w="1267" w:type="dxa"/>
+            <w:shd w:val="clear" w:color="auto" w:fill="2F5496"/>
+          </w:tcPr>
+          <w:p>
+            <w:pPr>
+              <w:jc w:val="center"/>
+            </w:pPr>
+            <w:r>
+              <w:rPr>
+                <w:rFonts w:ascii="Calibri" w:hAnsi="Calibri"/>
+                <w:b/>
+                <w:color w:val="FFFFFF"/>
+                <w:sz w:val="20"/>
+              </w:rPr>
+              <w:t>Instâncias</w:t>
+            </w:r>
+          </w:p>
+        </w:tc>
+        <w:tc>
+          <w:tcPr>
+            <w:tcW w:w="1260" w:type="dxa"/>
+            <w:shd w:val="clear" w:color="auto" w:fill="2F5496"/>
+          </w:tcPr>
+          <w:p>
+            <w:pPr>
+              <w:jc w:val="center"/>
+            </w:pPr>
+            <w:proofErr w:type="spellStart"/>
+            <w:r>
+              <w:rPr>
+                <w:rFonts w:ascii="Calibri" w:hAnsi="Calibri"/>
+                <w:b/>
+                <w:color w:val="FFFFFF"/>
+                <w:sz w:val="20"/>
+              </w:rPr>
+              <w:t>Precision</w:t>
+            </w:r>
+            <w:proofErr w:type="spellEnd"/>
+          </w:p>
+        </w:tc>
+        <w:tc>
+          <w:tcPr>
+            <w:tcW w:w="1237" w:type="dxa"/>
+            <w:shd w:val="clear" w:color="auto" w:fill="2F5496"/>
+          </w:tcPr>
+          <w:p>
+            <w:pPr>
+              <w:jc w:val="center"/>
+            </w:pPr>
+            <w:proofErr w:type="spellStart"/>
+            <w:r>
+              <w:rPr>
+                <w:rFonts w:ascii="Calibri" w:hAnsi="Calibri"/>
+                <w:b/>
+                <w:color w:val="FFFFFF"/>
+                <w:sz w:val="20"/>
+              </w:rPr>
+              <w:t>Recall</w:t>
+            </w:r>
+            <w:proofErr w:type="spellEnd"/>
+          </w:p>
+        </w:tc>
+        <w:tc>
+          <w:tcPr>
+            <w:tcW w:w="1267" w:type="dxa"/>
+            <w:shd w:val="clear" w:color="auto" w:fill="2F5496"/>
+          </w:tcPr>
+          <w:p>
+            <w:pPr>
+              <w:jc w:val="center"/>
+            </w:pPr>
+            <w:r>
+              <w:rPr>
+                <w:rFonts w:ascii="Calibri" w:hAnsi="Calibri"/>
+                <w:b/>
+                <w:color w:val="FFFFFF"/>
+                <w:sz w:val="20"/>
+              </w:rPr>
+              <w:t>mAP@0.5</w:t>
+            </w:r>
+          </w:p>
+        </w:tc>
+        <w:tc>
+          <w:tcPr>
+            <w:tcW w:w="1455" w:type="dxa"/>
+            <w:shd w:val="clear" w:color="auto" w:fill="2F5496"/>
+          </w:tcPr>
+          <w:p>
+            <w:pPr>
+              <w:jc w:val="center"/>
+            </w:pPr>
+            <w:r>
+              <w:rPr>
+                <w:rFonts w:ascii="Calibri" w:hAnsi="Calibri"/>
+                <w:b/>
+                <w:color w:val="FFFFFF"/>
+                <w:sz w:val="20"/>
+              </w:rPr>
+              <w:t>mAP@0.5:0.95</w:t>
+            </w:r>
+          </w:p>
+        </w:tc>
+      </w:tr>
+      <w:tr>
+        <w:trPr>
+          <w:jc w:val="center"/>
+        </w:trPr>
+        <w:tc>
+          <w:tcPr>
+            <w:tcW w:w="1251" w:type="dxa"/>
+            <w:shd w:val="clear" w:color="auto" w:fill="D6E4F0"/>
+          </w:tcPr>
+          <w:p>
+            <w:pPr>
+              <w:jc w:val="center"/>
+            </w:pPr>
+            <w:r>
+              <w:rPr>
+                <w:rFonts w:ascii="Calibri" w:hAnsi="Calibri"/>
+                <w:sz w:val="20"/>
+              </w:rPr>
+              <w:t xml:space="preserve">Nano </w:t>
+            </w:r>
+            <w:proofErr w:type="spellStart"/>
+            <w:r>
+              <w:rPr>
+                <w:rFonts w:ascii="Calibri" w:hAnsi="Calibri"/>
+                <w:sz w:val="20"/>
+              </w:rPr>
+              <w:t>Shelves</w:t>
+            </w:r>
+            <w:proofErr w:type="spellEnd"/>
+            <w:r>
+              <w:rPr>
+                <w:rFonts w:ascii="Calibri" w:hAnsi="Calibri"/>
+                <w:sz w:val="20"/>
+              </w:rPr>
+              <w:t xml:space="preserve"> (50ep)</w:t>
+            </w:r>
+          </w:p>
+        </w:tc>
+        <w:tc>
+          <w:tcPr>
+            <w:tcW w:w="1279" w:type="dxa"/>
+            <w:shd w:val="clear" w:color="auto" w:fill="D6E4F0"/>
+          </w:tcPr>
+          <w:p>
+            <w:pPr>
+              <w:jc w:val="center"/>
+            </w:pPr>
+            <w:r>
+              <w:rPr>
+                <w:rFonts w:ascii="Calibri" w:hAnsi="Calibri"/>
+                <w:sz w:val="20"/>
+              </w:rPr>
+              <w:t>item</w:t>
+            </w:r>
+          </w:p>
+        </w:tc>
+        <w:tc>
+          <w:tcPr>
+            <w:tcW w:w="1267" w:type="dxa"/>
+            <w:shd w:val="clear" w:color="auto" w:fill="D6E4F0"/>
+          </w:tcPr>
+          <w:p>
+            <w:pPr>
+              <w:jc w:val="center"/>
+            </w:pPr>
+            <w:r>
+              <w:rPr>
+                <w:rFonts w:ascii="Calibri" w:hAnsi="Calibri"/>
+                <w:sz w:val="20"/>
+              </w:rPr>
+              <w:t>—</w:t>
+            </w:r>
+          </w:p>
+        </w:tc>
+        <w:tc>
+          <w:tcPr>
+            <w:tcW w:w="1260" w:type="dxa"/>
+            <w:shd w:val="clear" w:color="auto" w:fill="D6E4F0"/>
+          </w:tcPr>
+          <w:p>
+            <w:pPr>
+              <w:jc w:val="center"/>
+            </w:pPr>
+            <w:r>
+              <w:rPr>
+                <w:rFonts w:ascii="Calibri" w:hAnsi="Calibri"/>
+                <w:sz w:val="20"/>
+              </w:rPr>
+              <w:t>0.879</w:t>
+            </w:r>
+          </w:p>
+        </w:tc>
+        <w:tc>
+          <w:tcPr>
+            <w:tcW w:w="1237" w:type="dxa"/>
+            <w:shd w:val="clear" w:color="auto" w:fill="D6E4F0"/>
+          </w:tcPr>
+          <w:p>
+            <w:pPr>
+              <w:jc w:val="center"/>
+            </w:pPr>
+            <w:r>
+              <w:rPr>
+                <w:rFonts w:ascii="Calibri" w:hAnsi="Calibri"/>
+                <w:sz w:val="20"/>
+              </w:rPr>
+              <w:t>0.811</w:t>
+            </w:r>
+          </w:p>
+        </w:tc>
+        <w:tc>
+          <w:tcPr>
+            <w:tcW w:w="1267" w:type="dxa"/>
+            <w:shd w:val="clear" w:color="auto" w:fill="D6E4F0"/>
+          </w:tcPr>
+          <w:p>
+            <w:pPr>
+              <w:jc w:val="center"/>
+            </w:pPr>
+            <w:r>
+              <w:rPr>
+                <w:rFonts w:ascii="Calibri" w:hAnsi="Calibri"/>
+                <w:sz w:val="20"/>
+              </w:rPr>
+              <w:t>0.867</w:t>
+            </w:r>
+          </w:p>
+        </w:tc>
+        <w:tc>
+          <w:tcPr>
+            <w:tcW w:w="1455" w:type="dxa"/>
+            <w:shd w:val="clear" w:color="auto" w:fill="D6E4F0"/>
+          </w:tcPr>
+          <w:p>
+            <w:pPr>
+              <w:jc w:val="center"/>
+            </w:pPr>
+            <w:r>
+              <w:rPr>
+                <w:rFonts w:ascii="Calibri" w:hAnsi="Calibri"/>
+                <w:sz w:val="20"/>
+              </w:rPr>
+              <w:t>0.506</w:t>
+            </w:r>
+          </w:p>
+        </w:tc>
+      </w:tr>
+      <w:tr>
+        <w:trPr>
+          <w:jc w:val="center"/>
+        </w:trPr>
+        <w:tc>
+          <w:tcPr>
+            <w:tcW w:w="1251" w:type="dxa"/>
+            <w:shd w:val="clear" w:color="auto" w:fill="D6E4F0"/>
+          </w:tcPr>
+          <w:p>
+            <w:pPr>
+              <w:jc w:val="center"/>
+            </w:pPr>
+            <w:proofErr w:type="spellStart"/>
+            <w:r>
+              <w:rPr>
+                <w:rFonts w:ascii="Calibri" w:hAnsi="Calibri"/>
+                <w:sz w:val="20"/>
+              </w:rPr>
+              <w:t>Small</w:t>
+            </w:r>
+            <w:proofErr w:type="spellEnd"/>
+            <w:r>
+              <w:rPr>
+                <w:rFonts w:ascii="Calibri" w:hAnsi="Calibri"/>
+                <w:sz w:val="20"/>
+              </w:rPr>
+              <w:t xml:space="preserve"> </w:t>
+            </w:r>
+            <w:proofErr w:type="spellStart"/>
+            <w:r>
+              <w:rPr>
+                <w:rFonts w:ascii="Calibri" w:hAnsi="Calibri"/>
+                <w:sz w:val="20"/>
+              </w:rPr>
+              <w:t>Shelves</w:t>
+            </w:r>
+            <w:proofErr w:type="spellEnd"/>
+            <w:r>
+              <w:rPr>
+                <w:rFonts w:ascii="Calibri" w:hAnsi="Calibri"/>
+                <w:sz w:val="20"/>
+              </w:rPr>
+              <w:t xml:space="preserve"> (150ep)</w:t>
+            </w:r>
+          </w:p>
+        </w:tc>
+        <w:tc>
+          <w:tcPr>
+            <w:tcW w:w="1279" w:type="dxa"/>
+            <w:shd w:val="clear" w:color="auto" w:fill="D6E4F0"/>
+          </w:tcPr>
+          <w:p>
+            <w:pPr>
+              <w:jc w:val="center"/>
+            </w:pPr>
+            <w:r>
+              <w:rPr>
+                <w:rFonts w:ascii="Calibri" w:hAnsi="Calibri"/>
+                <w:sz w:val="20"/>
+              </w:rPr>
+              <w:t>item</w:t>
+            </w:r>
+          </w:p>
+        </w:tc>
+        <w:tc>
+          <w:tcPr>
+            <w:tcW w:w="1267" w:type="dxa"/>
+            <w:shd w:val="clear" w:color="auto" w:fill="D6E4F0"/>
+          </w:tcPr>
+          <w:p>
+            <w:pPr>
+              <w:jc w:val="center"/>
+            </w:pPr>
+            <w:r>
+              <w:rPr>
+                <w:rFonts w:ascii="Calibri" w:hAnsi="Calibri"/>
+                <w:sz w:val="20"/>
+              </w:rPr>
+              <w:t>—</w:t>
+            </w:r>
+          </w:p>
+        </w:tc>
+        <w:tc>
+          <w:tcPr>
+            <w:tcW w:w="1260" w:type="dxa"/>
+            <w:shd w:val="clear" w:color="auto" w:fill="D6E4F0"/>
+          </w:tcPr>
+          <w:p>
+            <w:pPr>
+              <w:jc w:val="center"/>
+            </w:pPr>
+            <w:r>
+              <w:rPr>
+                <w:rFonts w:ascii="Calibri" w:hAnsi="Calibri"/>
+                <w:sz w:val="20"/>
+              </w:rPr>
+              <w:t>0.884</w:t>
+            </w:r>
+          </w:p>
+        </w:tc>
+        <w:tc>
+          <w:tcPr>
+            <w:tcW w:w="1237" w:type="dxa"/>
+            <w:shd w:val="clear" w:color="auto" w:fill="D6E4F0"/>
+          </w:tcPr>
+          <w:p>
+            <w:pPr>
+              <w:jc w:val="center"/>
+            </w:pPr>
+            <w:r>
+              <w:rPr>
+                <w:rFonts w:ascii="Calibri" w:hAnsi="Calibri"/>
+                <w:sz w:val="20"/>
+              </w:rPr>
+              <w:t>0.827</w:t>
+            </w:r>
+          </w:p>
+        </w:tc>
+        <w:tc>
+          <w:tcPr>
+            <w:tcW w:w="1267" w:type="dxa"/>
+            <w:shd w:val="clear" w:color="auto" w:fill="D6E4F0"/>
+          </w:tcPr>
+          <w:p>
+            <w:pPr>
+              <w:jc w:val="center"/>
+            </w:pPr>
+            <w:r>
+              <w:rPr>
+                <w:rFonts w:ascii="Calibri" w:hAnsi="Calibri"/>
+                <w:sz w:val="20"/>
+              </w:rPr>
+              <w:t>0.865</w:t>
+            </w:r>
+          </w:p>
+        </w:tc>
+        <w:tc>
+          <w:tcPr>
+            <w:tcW w:w="1455" w:type="dxa"/>
+            <w:shd w:val="clear" w:color="auto" w:fill="D6E4F0"/>
+          </w:tcPr>
+          <w:p>
+            <w:pPr>
+              <w:jc w:val="center"/>
+            </w:pPr>
+            <w:r>
+              <w:rPr>
+                <w:rFonts w:ascii="Calibri" w:hAnsi="Calibri"/>
+                <w:sz w:val="20"/>
+              </w:rPr>
+              <w:t>0.499</w:t>
+            </w:r>
+          </w:p>
+        </w:tc>
+      </w:tr>
+      <w:tr>
+        <w:trPr>
+          <w:jc w:val="center"/>
+        </w:trPr>
+        <w:tc>
+          <w:tcPr>
+            <w:tcW w:w="1251" w:type="dxa"/>
+            <w:shd w:val="clear" w:color="auto" w:fill="D6E4F0"/>
+          </w:tcPr>
+          <w:p>
+            <w:pPr>
+              <w:jc w:val="center"/>
+            </w:pPr>
+            <w:r>
+              <w:rPr>
+                <w:rFonts w:ascii="Calibri" w:hAnsi="Calibri"/>
+                <w:sz w:val="20"/>
+              </w:rPr>
+              <w:t>Nano SKU (50ep)</w:t>
+            </w:r>
+          </w:p>
+        </w:tc>
+        <w:tc>
+          <w:tcPr>
+            <w:tcW w:w="1279" w:type="dxa"/>
+            <w:shd w:val="clear" w:color="auto" w:fill="D6E4F0"/>
+          </w:tcPr>
+          <w:p>
+            <w:pPr>
+              <w:jc w:val="center"/>
+            </w:pPr>
+            <w:r>
+              <w:rPr>
+                <w:rFonts w:ascii="Calibri" w:hAnsi="Calibri"/>
+                <w:sz w:val="20"/>
+              </w:rPr>
+              <w:t>item</w:t>
+            </w:r>
+          </w:p>
+        </w:tc>
+        <w:tc>
+          <w:tcPr>
+            <w:tcW w:w="1267" w:type="dxa"/>
+            <w:shd w:val="clear" w:color="auto" w:fill="D6E4F0"/>
+          </w:tcPr>
+          <w:p>
+            <w:pPr>
+              <w:jc w:val="center"/>
+            </w:pPr>
+            <w:r>
+              <w:rPr>
+                <w:rFonts w:ascii="Calibri" w:hAnsi="Calibri"/>
+                <w:sz w:val="20"/>
+              </w:rPr>
+              <w:t>—</w:t>
+            </w:r>
+          </w:p>
+        </w:tc>
+        <w:tc>
+          <w:tcPr>
+            <w:tcW w:w="1260" w:type="dxa"/>
+            <w:shd w:val="clear" w:color="auto" w:fill="D6E4F0"/>
+          </w:tcPr>
+          <w:p>
+            <w:pPr>
+              <w:jc w:val="center"/>
+            </w:pPr>
+            <w:r>
+              <w:rPr>
+                <w:rFonts w:ascii="Calibri" w:hAnsi="Calibri"/>
+                <w:sz w:val="20"/>
+              </w:rPr>
+              <w:t>0.901</w:t>
+            </w:r>
+          </w:p>
+        </w:tc>
+        <w:tc>
+          <w:tcPr>
+            <w:tcW w:w="1237" w:type="dxa"/>
+            <w:shd w:val="clear" w:color="auto" w:fill="D6E4F0"/>
+          </w:tcPr>
+          <w:p>
+            <w:pPr>
+              <w:jc w:val="center"/>
+            </w:pPr>
+            <w:r>
+              <w:rPr>
+                <w:rFonts w:ascii="Calibri" w:hAnsi="Calibri"/>
+                <w:sz w:val="20"/>
+              </w:rPr>
+              <w:t>0.840</w:t>
+            </w:r>
+          </w:p>
+        </w:tc>
+        <w:tc>
+          <w:tcPr>
+            <w:tcW w:w="1267" w:type="dxa"/>
+            <w:shd w:val="clear" w:color="auto" w:fill="D6E4F0"/>
+          </w:tcPr>
+          <w:p>
+            <w:pPr>
+              <w:jc w:val="center"/>
+            </w:pPr>
+            <w:r>
+              <w:rPr>
+                <w:rFonts w:ascii="Calibri" w:hAnsi="Calibri"/>
+                <w:sz w:val="20"/>
+              </w:rPr>
+              <w:t>0.899</w:t>
+            </w:r>
+          </w:p>
+        </w:tc>
+        <w:tc>
+          <w:tcPr>
+            <w:tcW w:w="1455" w:type="dxa"/>
+            <w:shd w:val="clear" w:color="auto" w:fill="D6E4F0"/>
+          </w:tcPr>
+          <w:p>
+            <w:pPr>
+              <w:jc w:val="center"/>
+            </w:pPr>
+            <w:r>
+              <w:rPr>
+                <w:rFonts w:ascii="Calibri" w:hAnsi="Calibri"/>
+                <w:sz w:val="20"/>
+              </w:rPr>
+              <w:t>0.553</w:t>
+            </w:r>
+          </w:p>
+        </w:tc>
+      </w:tr>
+      <w:tr>
+        <w:trPr>
+          <w:jc w:val="center"/>
+        </w:trPr>
+        <w:tc>
+          <w:tcPr>
+            <w:tcW w:w="1251" w:type="dxa"/>
+            <w:shd w:val="clear" w:color="auto" w:fill="D6E4F0"/>
+          </w:tcPr>
+          <w:p>
+            <w:pPr>
+              <w:jc w:val="center"/>
+            </w:pPr>
+            <w:r>
+              <w:rPr>
+                <w:rFonts w:ascii="Calibri" w:hAnsi="Calibri"/>
+                <w:sz w:val="20"/>
+              </w:rPr>
+              <w:t>Nano Pallets (50ep)</w:t>
+            </w:r>
+          </w:p>
+        </w:tc>
+        <w:tc>
+          <w:tcPr>
+            <w:tcW w:w="1279" w:type="dxa"/>
+            <w:shd w:val="clear" w:color="auto" w:fill="D6E4F0"/>
+          </w:tcPr>
+          <w:p>
+            <w:pPr>
+              <w:jc w:val="center"/>
+            </w:pPr>
+            <w:r>
+              <w:rPr>
+                <w:rFonts w:ascii="Calibri" w:hAnsi="Calibri"/>
+                <w:sz w:val="20"/>
+              </w:rPr>
+              <w:t>item</w:t>
+            </w:r>
+          </w:p>
+        </w:tc>
+        <w:tc>
+          <w:tcPr>
+            <w:tcW w:w="1267" w:type="dxa"/>
+            <w:shd w:val="clear" w:color="auto" w:fill="D6E4F0"/>
+          </w:tcPr>
+          <w:p>
+            <w:pPr>
+              <w:jc w:val="center"/>
+            </w:pPr>
+            <w:r>
+              <w:rPr>
+                <w:rFonts w:ascii="Calibri" w:hAnsi="Calibri"/>
+                <w:sz w:val="20"/>
+              </w:rPr>
+              <w:t>—</w:t>
+            </w:r>
+          </w:p>
+        </w:tc>
+        <w:tc>
+          <w:tcPr>
+            <w:tcW w:w="1260" w:type="dxa"/>
+            <w:shd w:val="clear" w:color="auto" w:fill="D6E4F0"/>
+          </w:tcPr>
+          <w:p>
+            <w:pPr>
+              <w:jc w:val="center"/>
+            </w:pPr>
+            <w:r>
+              <w:rPr>
+                <w:rFonts w:ascii="Calibri" w:hAnsi="Calibri"/>
+                <w:sz w:val="20"/>
+              </w:rPr>
+              <w:t>0.960</w:t>
+            </w:r>
+          </w:p>
+        </w:tc>
+        <w:tc>
+          <w:tcPr>
+            <w:tcW w:w="1237" w:type="dxa"/>
+            <w:shd w:val="clear" w:color="auto" w:fill="D6E4F0"/>
+          </w:tcPr>
+          <w:p>
+            <w:pPr>
+              <w:jc w:val="center"/>
+            </w:pPr>
+            <w:r>
+              <w:rPr>
+                <w:rFonts w:ascii="Calibri" w:hAnsi="Calibri"/>
+                <w:sz w:val="20"/>
+              </w:rPr>
+              <w:t>0.976</w:t>
+            </w:r>
+          </w:p>
+        </w:tc>
+        <w:tc>
+          <w:tcPr>
+            <w:tcW w:w="1267" w:type="dxa"/>
+            <w:shd w:val="clear" w:color="auto" w:fill="D6E4F0"/>
+          </w:tcPr>
+          <w:p>
+            <w:pPr>
+              <w:jc w:val="center"/>
+            </w:pPr>
+            <w:r>
+              <w:rPr>
+                <w:rFonts w:ascii="Calibri" w:hAnsi="Calibri"/>
+                <w:sz w:val="20"/>
+              </w:rPr>
+              <w:t>0.987</w:t>
+            </w:r>
+          </w:p>
+        </w:tc>
+        <w:tc>
+          <w:tcPr>
+            <w:tcW w:w="1455" w:type="dxa"/>
+            <w:shd w:val="clear" w:color="auto" w:fill="D6E4F0"/>
+          </w:tcPr>
+          <w:p>
+            <w:pPr>
+              <w:jc w:val="center"/>
+            </w:pPr>
+            <w:r>
+              <w:rPr>
+                <w:rFonts w:ascii="Calibri" w:hAnsi="Calibri"/>
+                <w:sz w:val="20"/>
+              </w:rPr>
+              <w:t>0.758</w:t>
+            </w:r>
+          </w:p>
+        </w:tc>
+      </w:tr>
+    </w:tbl>
+    <w:p/>
+    <w:p>
+      <w:r>
+        <w:rPr>
+          <w:b/>
+          <w:bCs/>
+        </w:rPr>
+        <w:t>Observação fundamental:</w:t>
+      </w:r>
+      <w:r>
+        <w:t xml:space="preserve"> O modelo Nano treinado no SKU-110K (11k imagens) superou significativamente os dois modelos treinados no </w:t>
+      </w:r>
+      <w:proofErr w:type="spellStart"/>
+      <w:r>
+        <w:t>dataset</w:t>
+      </w:r>
+      <w:proofErr w:type="spellEnd"/>
+      <w:r>
+        <w:t xml:space="preserve"> </w:t>
+      </w:r>
+      <w:proofErr w:type="spellStart"/>
+      <w:r>
+        <w:t>Shelves</w:t>
+      </w:r>
+      <w:proofErr w:type="spellEnd"/>
+      <w:r>
+        <w:t xml:space="preserve"> (1.6k imagens), mesmo usando a mesma arquitetura mais leve (Nano). Isto demonstra que a </w:t>
+      </w:r>
+      <w:r>
+        <w:rPr>
+          <w:b/>
+          <w:bCs/>
+        </w:rPr>
+        <w:t xml:space="preserve">qualidade e diversidade do </w:t>
+      </w:r>
+      <w:proofErr w:type="spellStart"/>
+      <w:r>
+        <w:rPr>
+          <w:b/>
+          <w:bCs/>
+        </w:rPr>
+        <w:t>dataset</w:t>
+      </w:r>
+      <w:proofErr w:type="spellEnd"/>
+      <w:r>
+        <w:t xml:space="preserve"> é mais determinante para o desempenho do que o tamanho da arquitetura da rede.</w:t>
+      </w:r>
     </w:p>
     <w:p/>
     <w:p>
@@ -9479,20 +11848,98 @@
           <w:b/>
           <w:bCs/>
         </w:rPr>
-        <w:t>Observação fundamental:</w:t>
-      </w:r>
-      <w:r>
-        <w:t xml:space="preserve"> O modelo Nano treinado no SKU-110K (11k imagens) superou significativamente os dois modelos treinados no dataset Shelves (1.6k imagens), mesmo usando a mesma arquitetura mais leve (Nano). Isto demonstra que a </w:t>
-      </w:r>
+        <w:t xml:space="preserve">Comparação Nano </w:t>
+      </w:r>
+      <w:proofErr w:type="spellStart"/>
       <w:r>
         <w:rPr>
           <w:b/>
           <w:bCs/>
         </w:rPr>
-        <w:t>qualidade e diversidade do dataset</w:t>
-      </w:r>
-      <w:r>
-        <w:t xml:space="preserve"> é mais determinante para o desempenho do que o tamanho da arquitetura da rede.</w:t>
+        <w:t>vs</w:t>
+      </w:r>
+      <w:proofErr w:type="spellEnd"/>
+      <w:r>
+        <w:rPr>
+          <w:b/>
+          <w:bCs/>
+        </w:rPr>
+        <w:t xml:space="preserve"> </w:t>
+      </w:r>
+      <w:proofErr w:type="spellStart"/>
+      <w:r>
+        <w:rPr>
+          <w:b/>
+          <w:bCs/>
+        </w:rPr>
+        <w:t>Small</w:t>
+      </w:r>
+      <w:proofErr w:type="spellEnd"/>
+      <w:r>
+        <w:rPr>
+          <w:b/>
+          <w:bCs/>
+        </w:rPr>
+        <w:t xml:space="preserve"> no mesmo </w:t>
+      </w:r>
+      <w:proofErr w:type="spellStart"/>
+      <w:r>
+        <w:rPr>
+          <w:b/>
+          <w:bCs/>
+        </w:rPr>
+        <w:t>dataset</w:t>
+      </w:r>
+      <w:proofErr w:type="spellEnd"/>
+      <w:r>
+        <w:rPr>
+          <w:b/>
+          <w:bCs/>
+        </w:rPr>
+        <w:t>:</w:t>
+      </w:r>
+      <w:r>
+        <w:t xml:space="preserve"> O modelo </w:t>
+      </w:r>
+      <w:proofErr w:type="spellStart"/>
+      <w:r>
+        <w:t>Small</w:t>
+      </w:r>
+      <w:proofErr w:type="spellEnd"/>
+      <w:r>
+        <w:t xml:space="preserve"> (150 épocas) obteve métricas praticamente idênticas ao Nano (50 épocas) — mAP50 de 0.865 </w:t>
+      </w:r>
+      <w:proofErr w:type="spellStart"/>
+      <w:r>
+        <w:t>vs</w:t>
+      </w:r>
+      <w:proofErr w:type="spellEnd"/>
+      <w:r>
+        <w:t xml:space="preserve"> 0.867. Isto indica que o estrangulamento (</w:t>
+      </w:r>
+      <w:proofErr w:type="spellStart"/>
+      <w:r>
+        <w:t>bottleneck</w:t>
+      </w:r>
+      <w:proofErr w:type="spellEnd"/>
+      <w:r>
+        <w:t xml:space="preserve">) reside no </w:t>
+      </w:r>
+      <w:proofErr w:type="spellStart"/>
+      <w:r>
+        <w:t>dataset</w:t>
+      </w:r>
+      <w:proofErr w:type="spellEnd"/>
+      <w:r>
+        <w:t xml:space="preserve"> e não na capacidade da rede. O modelo Nano é preferível por ser mais rápido (~3.2ms </w:t>
+      </w:r>
+      <w:proofErr w:type="spellStart"/>
+      <w:r>
+        <w:t>vs</w:t>
+      </w:r>
+      <w:proofErr w:type="spellEnd"/>
+      <w:r>
+        <w:t xml:space="preserve"> ~5.5ms).</w:t>
       </w:r>
     </w:p>
     <w:p/>
@@ -9502,10 +11949,10 @@
           <w:b/>
           <w:bCs/>
         </w:rPr>
-        <w:t>Comparação Nano vs Small no mesmo dataset:</w:t>
-      </w:r>
-      <w:r>
-        <w:t xml:space="preserve"> O modelo Small (150 épocas) obteve métricas praticamente idênticas ao Nano (50 épocas) — mAP50 de 0.865 vs 0.867. Isto indica que o estrangulamento (bottleneck) reside no dataset e não na capacidade da rede. O modelo Nano é preferível por ser mais rápido (~3.2ms vs ~5.5ms).</w:t>
+        <w:t>Transfer Learning (SKU → Pallets):</w:t>
+      </w:r>
+      <w:r>
+        <w:t xml:space="preserve"> O quarto modelo demonstra o poder do transfer learning — ao partir dos pesos pré-treinados no SKU-110K (11k imagens), o modelo convergiu em apenas ~6 minutos no dataset de paletes (972 imagens), atingindo um mAP@0.5 de 0.987 — o mais elevado de todos os modelos. Isto valida que um modelo pré-treinado num domínio semelhante (produtos em prateleiras) pode ser adaptado rapidamente a um domínio diferente (paletes em armazém) com resultados superiores.</w:t>
       </w:r>
     </w:p>
     <w:p/>
@@ -9550,6 +11997,7 @@
           <w:b/>
           <w:bCs/>
         </w:rPr>
+        <w:lastRenderedPageBreak/>
         <w:t>Falsos negativos:</w:t>
       </w:r>
       <w:r>
@@ -9569,7 +12017,23 @@
           <w:b/>
           <w:bCs/>
         </w:rPr>
-        <w:t>Fusão de bounding boxes:</w:t>
+        <w:t xml:space="preserve">Fusão de </w:t>
+      </w:r>
+      <w:proofErr w:type="spellStart"/>
+      <w:r>
+        <w:rPr>
+          <w:b/>
+          <w:bCs/>
+        </w:rPr>
+        <w:t>bounding</w:t>
+      </w:r>
+      <w:proofErr w:type="spellEnd"/>
+      <w:r>
+        <w:rPr>
+          <w:b/>
+          <w:bCs/>
+        </w:rPr>
+        <w:t xml:space="preserve"> boxes:</w:t>
       </w:r>
       <w:r>
         <w:t xml:space="preserve"> Produtos muito próximos uns dos outros podem ocasionalmente ser fundidos numa única deteção.</w:t>
@@ -9642,7 +12106,31 @@
     </w:p>
     <w:p>
       <w:r>
-        <w:t>As pastas de cada modelo incluem exemplos visuais de previsões corretas (`val_batch*_pred.jpg`) e as labels reais (`val_batch*_labels.jpg`), bem como matrizes de confusão normalizadas e curvas de treino (`results.png`).</w:t>
+        <w:t>As pastas de cada modelo incluem exemplos visuais de previsões corretas (`</w:t>
+      </w:r>
+      <w:proofErr w:type="spellStart"/>
+      <w:r>
+        <w:t>val_batch</w:t>
+      </w:r>
+      <w:proofErr w:type="spellEnd"/>
+      <w:r>
+        <w:t xml:space="preserve">*_pred.jpg`) e as </w:t>
+      </w:r>
+      <w:proofErr w:type="spellStart"/>
+      <w:r>
+        <w:t>labels</w:t>
+      </w:r>
+      <w:proofErr w:type="spellEnd"/>
+      <w:r>
+        <w:t xml:space="preserve"> reais (`</w:t>
+      </w:r>
+      <w:proofErr w:type="spellStart"/>
+      <w:r>
+        <w:t>val_batch</w:t>
+      </w:r>
+      <w:proofErr w:type="spellEnd"/>
+      <w:r>
+        <w:t>*_labels.jpg`), bem como matrizes de confusão normalizadas e curvas de treino (`results.png`).</w:t>
       </w:r>
     </w:p>
     <w:p/>
@@ -9689,6 +12177,7 @@
       <w:r>
         <w:t xml:space="preserve">Foi desenvolvida uma aplicação web interativa utilizando </w:t>
       </w:r>
+      <w:proofErr w:type="spellStart"/>
       <w:r>
         <w:rPr>
           <w:b/>
@@ -9696,8 +12185,17 @@
         </w:rPr>
         <w:t>Streamlit</w:t>
       </w:r>
-      <w:r>
-        <w:t>, com 4 funcionalidades principais organizadas em tabs:</w:t>
+      <w:proofErr w:type="spellEnd"/>
+      <w:r>
+        <w:t xml:space="preserve">, com 4 funcionalidades principais organizadas em </w:t>
+      </w:r>
+      <w:proofErr w:type="spellStart"/>
+      <w:r>
+        <w:t>tabs</w:t>
+      </w:r>
+      <w:proofErr w:type="spellEnd"/>
+      <w:r>
+        <w:t>:</w:t>
       </w:r>
     </w:p>
     <w:p>
@@ -9720,7 +12218,23 @@
         <w:t>Inferência</w:t>
       </w:r>
       <w:r>
-        <w:t xml:space="preserve"> — Upload de imagem, seleção de modelo via dropdown, visualização com bounding boxes, tabela de deteções estruturada com classe/confiança/coordenadas, e exportação JSON.</w:t>
+        <w:t xml:space="preserve"> — Upload de imagem, seleção de modelo via </w:t>
+      </w:r>
+      <w:proofErr w:type="spellStart"/>
+      <w:r>
+        <w:t>dropdown</w:t>
+      </w:r>
+      <w:proofErr w:type="spellEnd"/>
+      <w:r>
+        <w:t xml:space="preserve">, visualização com </w:t>
+      </w:r>
+      <w:proofErr w:type="spellStart"/>
+      <w:r>
+        <w:t>bounding</w:t>
+      </w:r>
+      <w:proofErr w:type="spellEnd"/>
+      <w:r>
+        <w:t xml:space="preserve"> boxes, tabela de deteções estruturada com classe/confiança/coordenadas, e exportação JSON.</w:t>
       </w:r>
     </w:p>
     <w:p/>
@@ -9752,7 +12266,15 @@
         <w:t>Webcam ao Vivo</w:t>
       </w:r>
       <w:r>
-        <w:t xml:space="preserve"> — Feed de vídeo em tempo real com inferência YOLO, permitindo auditoria visual instantânea de prateleiras.</w:t>
+        <w:t xml:space="preserve"> — </w:t>
+      </w:r>
+      <w:proofErr w:type="spellStart"/>
+      <w:r>
+        <w:t>Feed</w:t>
+      </w:r>
+      <w:proofErr w:type="spellEnd"/>
+      <w:r>
+        <w:t xml:space="preserve"> de vídeo em tempo real com inferência YOLO, permitindo auditoria visual instantânea de prateleiras.</w:t>
       </w:r>
     </w:p>
     <w:p/>
@@ -9760,6 +12282,7 @@
       <w:r>
         <w:t xml:space="preserve">4. </w:t>
       </w:r>
+      <w:proofErr w:type="spellStart"/>
       <w:r>
         <w:rPr>
           <w:b/>
@@ -9767,14 +12290,47 @@
         </w:rPr>
         <w:t>Dashboard</w:t>
       </w:r>
-      <w:r>
-        <w:t xml:space="preserve"> — Painel com métricas comparativas dos 3 modelos, curvas de aprendizagem (lidas dos CSVs reais de treino), e matrizes de confusão.</w:t>
+      <w:proofErr w:type="spellEnd"/>
+      <w:r>
+        <w:t xml:space="preserve"> — Painel com métricas comparativas dos 4 modelos, curvas de aprendizagem (lidas dos </w:t>
+      </w:r>
+      <w:proofErr w:type="spellStart"/>
+      <w:r>
+        <w:t>CSVs</w:t>
+      </w:r>
+      <w:proofErr w:type="spellEnd"/>
+      <w:r>
+        <w:t xml:space="preserve"> reais de treino), e matrizes de confusão.</w:t>
       </w:r>
     </w:p>
     <w:p/>
     <w:p>
       <w:r>
-        <w:t>A interface incorpora design premium com tema escuro, gradientes, micro-animações, e tipografia Google Fonts (Inter).</w:t>
+        <w:t xml:space="preserve">A interface incorpora design premium com tema escuro, gradientes, </w:t>
+      </w:r>
+      <w:proofErr w:type="spellStart"/>
+      <w:r>
+        <w:t>micro-animações</w:t>
+      </w:r>
+      <w:proofErr w:type="spellEnd"/>
+      <w:r>
+        <w:t xml:space="preserve">, e tipografia Google </w:t>
+      </w:r>
+      <w:proofErr w:type="spellStart"/>
+      <w:r>
+        <w:t>Fonts</w:t>
+      </w:r>
+      <w:proofErr w:type="spellEnd"/>
+      <w:r>
+        <w:t xml:space="preserve"> (</w:t>
+      </w:r>
+      <w:proofErr w:type="spellStart"/>
+      <w:r>
+        <w:t>Inter</w:t>
+      </w:r>
+      <w:proofErr w:type="spellEnd"/>
+      <w:r>
+        <w:t>).</w:t>
       </w:r>
     </w:p>
     <w:p/>
@@ -9912,8 +12468,17 @@
                 <w:rFonts w:ascii="Calibri" w:hAnsi="Calibri"/>
                 <w:sz w:val="20"/>
               </w:rPr>
-              <w:t>Nano Shelves</w:t>
-            </w:r>
+              <w:t xml:space="preserve">Nano </w:t>
+            </w:r>
+            <w:proofErr w:type="spellStart"/>
+            <w:r>
+              <w:rPr>
+                <w:rFonts w:ascii="Calibri" w:hAnsi="Calibri"/>
+                <w:sz w:val="20"/>
+              </w:rPr>
+              <w:t>Shelves</w:t>
+            </w:r>
+            <w:proofErr w:type="spellEnd"/>
           </w:p>
         </w:tc>
         <w:tc>
@@ -9948,8 +12513,17 @@
                 <w:rFonts w:ascii="Calibri" w:hAnsi="Calibri"/>
                 <w:sz w:val="20"/>
               </w:rPr>
-              <w:t>~3.2 ms</w:t>
-            </w:r>
+              <w:t xml:space="preserve">~3.2 </w:t>
+            </w:r>
+            <w:proofErr w:type="spellStart"/>
+            <w:r>
+              <w:rPr>
+                <w:rFonts w:ascii="Calibri" w:hAnsi="Calibri"/>
+                <w:sz w:val="20"/>
+              </w:rPr>
+              <w:t>ms</w:t>
+            </w:r>
+            <w:proofErr w:type="spellEnd"/>
           </w:p>
         </w:tc>
         <w:tc>
@@ -9978,25 +12552,43 @@
         <w:tc>
           <w:tcPr>
             <w:tcW w:w="2256" w:type="dxa"/>
-            <w:shd w:val="clear" w:color="auto" w:fill="FFFFFF"/>
-          </w:tcPr>
-          <w:p>
-            <w:pPr>
-              <w:jc w:val="center"/>
-            </w:pPr>
-            <w:r>
-              <w:rPr>
-                <w:rFonts w:ascii="Calibri" w:hAnsi="Calibri"/>
-                <w:sz w:val="20"/>
-              </w:rPr>
-              <w:t>Small Shelves</w:t>
-            </w:r>
+            <w:shd w:val="clear" w:color="auto" w:fill="DAE9F7" w:themeFill="text2" w:themeFillTint="1A"/>
+          </w:tcPr>
+          <w:p>
+            <w:pPr>
+              <w:jc w:val="center"/>
+            </w:pPr>
+            <w:proofErr w:type="spellStart"/>
+            <w:r>
+              <w:rPr>
+                <w:rFonts w:ascii="Calibri" w:hAnsi="Calibri"/>
+                <w:sz w:val="20"/>
+              </w:rPr>
+              <w:t>Small</w:t>
+            </w:r>
+            <w:proofErr w:type="spellEnd"/>
+            <w:r>
+              <w:rPr>
+                <w:rFonts w:ascii="Calibri" w:hAnsi="Calibri"/>
+                <w:sz w:val="20"/>
+              </w:rPr>
+              <w:t xml:space="preserve"> </w:t>
+            </w:r>
+            <w:proofErr w:type="spellStart"/>
+            <w:r>
+              <w:rPr>
+                <w:rFonts w:ascii="Calibri" w:hAnsi="Calibri"/>
+                <w:sz w:val="20"/>
+              </w:rPr>
+              <w:t>Shelves</w:t>
+            </w:r>
+            <w:proofErr w:type="spellEnd"/>
           </w:p>
         </w:tc>
         <w:tc>
           <w:tcPr>
             <w:tcW w:w="2256" w:type="dxa"/>
-            <w:shd w:val="clear" w:color="auto" w:fill="FFFFFF"/>
+            <w:shd w:val="clear" w:color="auto" w:fill="DAE9F7" w:themeFill="text2" w:themeFillTint="1A"/>
           </w:tcPr>
           <w:p>
             <w:pPr>
@@ -10014,25 +12606,34 @@
         <w:tc>
           <w:tcPr>
             <w:tcW w:w="2256" w:type="dxa"/>
-            <w:shd w:val="clear" w:color="auto" w:fill="FFFFFF"/>
-          </w:tcPr>
-          <w:p>
-            <w:pPr>
-              <w:jc w:val="center"/>
-            </w:pPr>
-            <w:r>
-              <w:rPr>
-                <w:rFonts w:ascii="Calibri" w:hAnsi="Calibri"/>
-                <w:sz w:val="20"/>
-              </w:rPr>
-              <w:t>~5.5 ms</w:t>
-            </w:r>
+            <w:shd w:val="clear" w:color="auto" w:fill="DAE9F7" w:themeFill="text2" w:themeFillTint="1A"/>
+          </w:tcPr>
+          <w:p>
+            <w:pPr>
+              <w:jc w:val="center"/>
+            </w:pPr>
+            <w:r>
+              <w:rPr>
+                <w:rFonts w:ascii="Calibri" w:hAnsi="Calibri"/>
+                <w:sz w:val="20"/>
+              </w:rPr>
+              <w:t xml:space="preserve">~5.5 </w:t>
+            </w:r>
+            <w:proofErr w:type="spellStart"/>
+            <w:r>
+              <w:rPr>
+                <w:rFonts w:ascii="Calibri" w:hAnsi="Calibri"/>
+                <w:sz w:val="20"/>
+              </w:rPr>
+              <w:t>ms</w:t>
+            </w:r>
+            <w:proofErr w:type="spellEnd"/>
           </w:p>
         </w:tc>
         <w:tc>
           <w:tcPr>
             <w:tcW w:w="2256" w:type="dxa"/>
-            <w:shd w:val="clear" w:color="auto" w:fill="FFFFFF"/>
+            <w:shd w:val="clear" w:color="auto" w:fill="DAE9F7" w:themeFill="text2" w:themeFillTint="1A"/>
           </w:tcPr>
           <w:p>
             <w:pPr>
@@ -10102,13 +12703,99 @@
                 <w:rFonts w:ascii="Calibri" w:hAnsi="Calibri"/>
                 <w:sz w:val="20"/>
               </w:rPr>
+              <w:t xml:space="preserve">~3.2 </w:t>
+            </w:r>
+            <w:proofErr w:type="spellStart"/>
+            <w:r>
+              <w:rPr>
+                <w:rFonts w:ascii="Calibri" w:hAnsi="Calibri"/>
+                <w:sz w:val="20"/>
+              </w:rPr>
+              <w:t>ms</w:t>
+            </w:r>
+            <w:proofErr w:type="spellEnd"/>
+          </w:p>
+        </w:tc>
+        <w:tc>
+          <w:tcPr>
+            <w:tcW w:w="2256" w:type="dxa"/>
+            <w:shd w:val="clear" w:color="auto" w:fill="D6E4F0"/>
+          </w:tcPr>
+          <w:p>
+            <w:pPr>
+              <w:jc w:val="center"/>
+            </w:pPr>
+            <w:r>
+              <w:rPr>
+                <w:rFonts w:ascii="Calibri" w:hAnsi="Calibri"/>
+                <w:sz w:val="20"/>
+              </w:rPr>
+              <w:t>YOLOv8n</w:t>
+            </w:r>
+          </w:p>
+        </w:tc>
+      </w:tr>
+      <w:tr>
+        <w:trPr>
+          <w:jc w:val="center"/>
+        </w:trPr>
+        <w:tc>
+          <w:tcPr>
+            <w:tcW w:w="2254" w:type="dxa"/>
+            <w:shd w:val="clear" w:color="auto" w:fill="D6E4F0"/>
+          </w:tcPr>
+          <w:p>
+            <w:pPr>
+              <w:jc w:val="center"/>
+            </w:pPr>
+            <w:r>
+              <w:rPr>
+                <w:rFonts w:ascii="Calibri" w:hAnsi="Calibri"/>
+                <w:sz w:val="20"/>
+              </w:rPr>
+              <w:t>Nano Pallets</w:t>
+            </w:r>
+          </w:p>
+        </w:tc>
+        <w:tc>
+          <w:tcPr>
+            <w:tcW w:w="2254" w:type="dxa"/>
+            <w:shd w:val="clear" w:color="auto" w:fill="D6E4F0"/>
+          </w:tcPr>
+          <w:p>
+            <w:pPr>
+              <w:jc w:val="center"/>
+            </w:pPr>
+            <w:r>
+              <w:rPr>
+                <w:rFonts w:ascii="Calibri" w:hAnsi="Calibri"/>
+                <w:sz w:val="20"/>
+              </w:rPr>
+              <w:t>6.25 MB</w:t>
+            </w:r>
+          </w:p>
+        </w:tc>
+        <w:tc>
+          <w:tcPr>
+            <w:tcW w:w="2254" w:type="dxa"/>
+            <w:shd w:val="clear" w:color="auto" w:fill="D6E4F0"/>
+          </w:tcPr>
+          <w:p>
+            <w:pPr>
+              <w:jc w:val="center"/>
+            </w:pPr>
+            <w:r>
+              <w:rPr>
+                <w:rFonts w:ascii="Calibri" w:hAnsi="Calibri"/>
+                <w:sz w:val="20"/>
+              </w:rPr>
               <w:t>~3.2 ms</w:t>
             </w:r>
           </w:p>
         </w:tc>
         <w:tc>
           <w:tcPr>
-            <w:tcW w:w="2256" w:type="dxa"/>
+            <w:tcW w:w="2254" w:type="dxa"/>
             <w:shd w:val="clear" w:color="auto" w:fill="D6E4F0"/>
           </w:tcPr>
           <w:p>
@@ -10128,7 +12815,23 @@
     </w:tbl>
     <w:p>
       <w:r>
-        <w:t>Os modelos Nano são altamente viáveis para edge computing e dispositivos com recursos limitados.</w:t>
+        <w:t xml:space="preserve">Os modelos Nano são altamente viáveis para </w:t>
+      </w:r>
+      <w:proofErr w:type="spellStart"/>
+      <w:r>
+        <w:t>edge</w:t>
+      </w:r>
+      <w:proofErr w:type="spellEnd"/>
+      <w:r>
+        <w:t xml:space="preserve"> </w:t>
+      </w:r>
+      <w:proofErr w:type="spellStart"/>
+      <w:r>
+        <w:t>computing</w:t>
+      </w:r>
+      <w:proofErr w:type="spellEnd"/>
+      <w:r>
+        <w:t xml:space="preserve"> e dispositivos com recursos limitados.</w:t>
       </w:r>
     </w:p>
     <w:p/>
@@ -10225,7 +12928,21 @@
         <w:rPr>
           <w:lang w:val="pt-PT"/>
         </w:rPr>
-        <w:t xml:space="preserve"> Bounding boxes em formato YOLO + JSON exportável com classe, confiança e coordenadas.</w:t>
+        <w:t xml:space="preserve"> </w:t>
+      </w:r>
+      <w:proofErr w:type="spellStart"/>
+      <w:r>
+        <w:rPr>
+          <w:lang w:val="pt-PT"/>
+        </w:rPr>
+        <w:t>Bounding</w:t>
+      </w:r>
+      <w:proofErr w:type="spellEnd"/>
+      <w:r>
+        <w:rPr>
+          <w:lang w:val="pt-PT"/>
+        </w:rPr>
+        <w:t xml:space="preserve"> boxes em formato YOLO + JSON exportável com classe, confiança e coordenadas.</w:t>
       </w:r>
     </w:p>
     <w:p>
@@ -10253,8 +12970,37 @@
     </w:p>
     <w:p/>
     <w:p>
-      <w:r>
-        <w:t>python infer.py --model modelos/yolov8n_sku/weights.pt --image caminho/imagem.jpg --conf 0.5</w:t>
+      <w:proofErr w:type="spellStart"/>
+      <w:r>
+        <w:t>python</w:t>
+      </w:r>
+      <w:proofErr w:type="spellEnd"/>
+      <w:r>
+        <w:t xml:space="preserve"> infer.py --</w:t>
+      </w:r>
+      <w:proofErr w:type="spellStart"/>
+      <w:r>
+        <w:t>model</w:t>
+      </w:r>
+      <w:proofErr w:type="spellEnd"/>
+      <w:r>
+        <w:t xml:space="preserve"> modelos/yolov8n_sku/weights.pt --</w:t>
+      </w:r>
+      <w:proofErr w:type="spellStart"/>
+      <w:r>
+        <w:t>image</w:t>
+      </w:r>
+      <w:proofErr w:type="spellEnd"/>
+      <w:r>
+        <w:t xml:space="preserve"> caminho/imagem.jpg --</w:t>
+      </w:r>
+      <w:proofErr w:type="spellStart"/>
+      <w:r>
+        <w:t>conf</w:t>
+      </w:r>
+      <w:proofErr w:type="spellEnd"/>
+      <w:r>
+        <w:t xml:space="preserve"> 0.5</w:t>
       </w:r>
     </w:p>
     <w:p/>
@@ -10272,7 +13018,16 @@
         </w:numPr>
       </w:pPr>
       <w:r>
-        <w:t xml:space="preserve">Imagem anotada com bounding </w:t>
+        <w:lastRenderedPageBreak/>
+        <w:t xml:space="preserve">Imagem anotada com </w:t>
+      </w:r>
+      <w:proofErr w:type="spellStart"/>
+      <w:r>
+        <w:t>bounding</w:t>
+      </w:r>
+      <w:proofErr w:type="spellEnd"/>
+      <w:r>
+        <w:t xml:space="preserve"> </w:t>
       </w:r>
       <w:proofErr w:type="gramStart"/>
       <w:r>
@@ -10292,13 +13047,14 @@
         </w:numPr>
       </w:pPr>
       <w:r>
-        <w:lastRenderedPageBreak/>
         <w:t>Saída JSON estruturada com todas as deteções (impressa no terminal e guardada num ficheiro `_</w:t>
       </w:r>
+      <w:proofErr w:type="spellStart"/>
       <w:proofErr w:type="gramStart"/>
       <w:r>
         <w:t>detections.json</w:t>
       </w:r>
+      <w:proofErr w:type="spellEnd"/>
       <w:proofErr w:type="gramEnd"/>
       <w:r>
         <w:t>`).</w:t>
@@ -10332,10 +13088,42 @@
           <w:b/>
           <w:bCs/>
         </w:rPr>
-        <w:t>a dimensão e diversidade do dataset são fatores mais determinantes que a complexidade da arquitetura</w:t>
-      </w:r>
-      <w:r>
-        <w:t xml:space="preserve"> — o modelo Nano treinado no SKU-110K (11k imagens) superou o modelo Small treinado num dataset 7× mais pequeno.</w:t>
+        <w:t xml:space="preserve">a dimensão e diversidade do </w:t>
+      </w:r>
+      <w:proofErr w:type="spellStart"/>
+      <w:r>
+        <w:rPr>
+          <w:b/>
+          <w:bCs/>
+        </w:rPr>
+        <w:t>dataset</w:t>
+      </w:r>
+      <w:proofErr w:type="spellEnd"/>
+      <w:r>
+        <w:rPr>
+          <w:b/>
+          <w:bCs/>
+        </w:rPr>
+        <w:t xml:space="preserve"> são fatores mais determinantes que a complexidade da arquitetura</w:t>
+      </w:r>
+      <w:r>
+        <w:t xml:space="preserve"> — o modelo Nano treinado no SKU-110K (11k imagens) superou o modelo </w:t>
+      </w:r>
+      <w:proofErr w:type="spellStart"/>
+      <w:r>
+        <w:t>Small</w:t>
+      </w:r>
+      <w:proofErr w:type="spellEnd"/>
+      <w:r>
+        <w:t xml:space="preserve"> treinado num </w:t>
+      </w:r>
+      <w:proofErr w:type="spellStart"/>
+      <w:r>
+        <w:t>dataset</w:t>
+      </w:r>
+      <w:proofErr w:type="spellEnd"/>
+      <w:r>
+        <w:t xml:space="preserve"> 7× mais pequeno.</w:t>
       </w:r>
     </w:p>
     <w:p/>
@@ -10472,13 +13260,51 @@
         </w:rPr>
       </w:pPr>
       <w:r>
-        <w:t xml:space="preserve">1. Jocher, G., Chaurasia, A., &amp; Qiu, J. (2023). </w:t>
+        <w:t xml:space="preserve">1. </w:t>
+      </w:r>
+      <w:proofErr w:type="spellStart"/>
+      <w:r>
+        <w:t>Jocher</w:t>
+      </w:r>
+      <w:proofErr w:type="spellEnd"/>
+      <w:r>
+        <w:t xml:space="preserve">, G., </w:t>
+      </w:r>
+      <w:proofErr w:type="spellStart"/>
+      <w:r>
+        <w:t>Chaurasia</w:t>
+      </w:r>
+      <w:proofErr w:type="spellEnd"/>
+      <w:r>
+        <w:t xml:space="preserve">, A., &amp; </w:t>
+      </w:r>
+      <w:proofErr w:type="spellStart"/>
+      <w:r>
+        <w:t>Qiu</w:t>
+      </w:r>
+      <w:proofErr w:type="spellEnd"/>
+      <w:r>
+        <w:t xml:space="preserve">, J. (2023). </w:t>
       </w:r>
       <w:r>
         <w:rPr>
           <w:lang w:val="en-GB"/>
         </w:rPr>
-        <w:t>*Ultralytics YOLO*. https://github.com/ultralytics/ultralytics</w:t>
+        <w:t>*</w:t>
+      </w:r>
+      <w:proofErr w:type="spellStart"/>
+      <w:r>
+        <w:rPr>
+          <w:lang w:val="en-GB"/>
+        </w:rPr>
+        <w:t>Ultralytics</w:t>
+      </w:r>
+      <w:proofErr w:type="spellEnd"/>
+      <w:r>
+        <w:rPr>
+          <w:lang w:val="en-GB"/>
+        </w:rPr>
+        <w:t xml:space="preserve"> YOLO*. https://github.com/ultralytics/ultralytics</w:t>
       </w:r>
     </w:p>
     <w:p>
@@ -10520,7 +13346,21 @@
         <w:rPr>
           <w:lang w:val="en-GB"/>
         </w:rPr>
-        <w:t>3. Roboflow. (2024). *Computer Vision Tools and Platform*. https://roboflow.com</w:t>
+        <w:t xml:space="preserve">3. </w:t>
+      </w:r>
+      <w:proofErr w:type="spellStart"/>
+      <w:r>
+        <w:rPr>
+          <w:lang w:val="en-GB"/>
+        </w:rPr>
+        <w:t>Roboflow</w:t>
+      </w:r>
+      <w:proofErr w:type="spellEnd"/>
+      <w:r>
+        <w:rPr>
+          <w:lang w:val="en-GB"/>
+        </w:rPr>
+        <w:t>. (2024). *Computer Vision Tools and Platform*. https://roboflow.com</w:t>
       </w:r>
     </w:p>
     <w:p>
@@ -11014,9 +13854,9 @@
     </w:lvl>
   </w:abstractNum>
   <w:abstractNum w:abstractNumId="3" w15:restartNumberingAfterBreak="0">
-    <w:nsid w:val="14792592"/>
+    <w:nsid w:val="0F1F4D60"/>
     <w:multiLevelType w:val="hybridMultilevel"/>
-    <w:tmpl w:val="F8F2F056"/>
+    <w:tmpl w:val="5C4435A2"/>
     <w:lvl w:ilvl="0" w:tplc="08160001">
       <w:start w:val="1"/>
       <w:numFmt w:val="bullet"/>
@@ -11127,9 +13967,9 @@
     </w:lvl>
   </w:abstractNum>
   <w:abstractNum w:abstractNumId="4" w15:restartNumberingAfterBreak="0">
-    <w:nsid w:val="27192C0D"/>
+    <w:nsid w:val="14792592"/>
     <w:multiLevelType w:val="hybridMultilevel"/>
-    <w:tmpl w:val="66FAFF8E"/>
+    <w:tmpl w:val="F8F2F056"/>
     <w:lvl w:ilvl="0" w:tplc="08160001">
       <w:start w:val="1"/>
       <w:numFmt w:val="bullet"/>
@@ -11240,9 +14080,9 @@
     </w:lvl>
   </w:abstractNum>
   <w:abstractNum w:abstractNumId="5" w15:restartNumberingAfterBreak="0">
-    <w:nsid w:val="28295A52"/>
+    <w:nsid w:val="27192C0D"/>
     <w:multiLevelType w:val="hybridMultilevel"/>
-    <w:tmpl w:val="8620D93E"/>
+    <w:tmpl w:val="66FAFF8E"/>
     <w:lvl w:ilvl="0" w:tplc="08160001">
       <w:start w:val="1"/>
       <w:numFmt w:val="bullet"/>
@@ -11353,95 +14193,9 @@
     </w:lvl>
   </w:abstractNum>
   <w:abstractNum w:abstractNumId="6" w15:restartNumberingAfterBreak="0">
-    <w:nsid w:val="42323EA6"/>
-    <w:multiLevelType w:val="multilevel"/>
-    <w:tmpl w:val="0809001F"/>
-    <w:lvl w:ilvl="0">
-      <w:start w:val="1"/>
-      <w:numFmt w:val="decimal"/>
-      <w:lvlText w:val="%1."/>
-      <w:lvlJc w:val="left"/>
-      <w:pPr>
-        <w:ind w:left="360" w:hanging="360"/>
-      </w:pPr>
-    </w:lvl>
-    <w:lvl w:ilvl="1">
-      <w:start w:val="1"/>
-      <w:numFmt w:val="decimal"/>
-      <w:lvlText w:val="%1.%2."/>
-      <w:lvlJc w:val="left"/>
-      <w:pPr>
-        <w:ind w:left="792" w:hanging="432"/>
-      </w:pPr>
-    </w:lvl>
-    <w:lvl w:ilvl="2">
-      <w:start w:val="1"/>
-      <w:numFmt w:val="decimal"/>
-      <w:lvlText w:val="%1.%2.%3."/>
-      <w:lvlJc w:val="left"/>
-      <w:pPr>
-        <w:ind w:left="1224" w:hanging="504"/>
-      </w:pPr>
-    </w:lvl>
-    <w:lvl w:ilvl="3">
-      <w:start w:val="1"/>
-      <w:numFmt w:val="decimal"/>
-      <w:lvlText w:val="%1.%2.%3.%4."/>
-      <w:lvlJc w:val="left"/>
-      <w:pPr>
-        <w:ind w:left="1728" w:hanging="648"/>
-      </w:pPr>
-    </w:lvl>
-    <w:lvl w:ilvl="4">
-      <w:start w:val="1"/>
-      <w:numFmt w:val="decimal"/>
-      <w:lvlText w:val="%1.%2.%3.%4.%5."/>
-      <w:lvlJc w:val="left"/>
-      <w:pPr>
-        <w:ind w:left="2232" w:hanging="792"/>
-      </w:pPr>
-    </w:lvl>
-    <w:lvl w:ilvl="5">
-      <w:start w:val="1"/>
-      <w:numFmt w:val="decimal"/>
-      <w:lvlText w:val="%1.%2.%3.%4.%5.%6."/>
-      <w:lvlJc w:val="left"/>
-      <w:pPr>
-        <w:ind w:left="2736" w:hanging="936"/>
-      </w:pPr>
-    </w:lvl>
-    <w:lvl w:ilvl="6">
-      <w:start w:val="1"/>
-      <w:numFmt w:val="decimal"/>
-      <w:lvlText w:val="%1.%2.%3.%4.%5.%6.%7."/>
-      <w:lvlJc w:val="left"/>
-      <w:pPr>
-        <w:ind w:left="3240" w:hanging="1080"/>
-      </w:pPr>
-    </w:lvl>
-    <w:lvl w:ilvl="7">
-      <w:start w:val="1"/>
-      <w:numFmt w:val="decimal"/>
-      <w:lvlText w:val="%1.%2.%3.%4.%5.%6.%7.%8."/>
-      <w:lvlJc w:val="left"/>
-      <w:pPr>
-        <w:ind w:left="3744" w:hanging="1224"/>
-      </w:pPr>
-    </w:lvl>
-    <w:lvl w:ilvl="8">
-      <w:start w:val="1"/>
-      <w:numFmt w:val="decimal"/>
-      <w:lvlText w:val="%1.%2.%3.%4.%5.%6.%7.%8.%9."/>
-      <w:lvlJc w:val="left"/>
-      <w:pPr>
-        <w:ind w:left="4320" w:hanging="1440"/>
-      </w:pPr>
-    </w:lvl>
-  </w:abstractNum>
-  <w:abstractNum w:abstractNumId="7" w15:restartNumberingAfterBreak="0">
-    <w:nsid w:val="5E80113E"/>
+    <w:nsid w:val="28295A52"/>
     <w:multiLevelType w:val="hybridMultilevel"/>
-    <w:tmpl w:val="43F2111A"/>
+    <w:tmpl w:val="8620D93E"/>
     <w:lvl w:ilvl="0" w:tplc="08160001">
       <w:start w:val="1"/>
       <w:numFmt w:val="bullet"/>
@@ -11551,10 +14305,96 @@
       </w:rPr>
     </w:lvl>
   </w:abstractNum>
+  <w:abstractNum w:abstractNumId="7" w15:restartNumberingAfterBreak="0">
+    <w:nsid w:val="42323EA6"/>
+    <w:multiLevelType w:val="multilevel"/>
+    <w:tmpl w:val="0809001F"/>
+    <w:lvl w:ilvl="0">
+      <w:start w:val="1"/>
+      <w:numFmt w:val="decimal"/>
+      <w:lvlText w:val="%1."/>
+      <w:lvlJc w:val="left"/>
+      <w:pPr>
+        <w:ind w:left="360" w:hanging="360"/>
+      </w:pPr>
+    </w:lvl>
+    <w:lvl w:ilvl="1">
+      <w:start w:val="1"/>
+      <w:numFmt w:val="decimal"/>
+      <w:lvlText w:val="%1.%2."/>
+      <w:lvlJc w:val="left"/>
+      <w:pPr>
+        <w:ind w:left="792" w:hanging="432"/>
+      </w:pPr>
+    </w:lvl>
+    <w:lvl w:ilvl="2">
+      <w:start w:val="1"/>
+      <w:numFmt w:val="decimal"/>
+      <w:lvlText w:val="%1.%2.%3."/>
+      <w:lvlJc w:val="left"/>
+      <w:pPr>
+        <w:ind w:left="1224" w:hanging="504"/>
+      </w:pPr>
+    </w:lvl>
+    <w:lvl w:ilvl="3">
+      <w:start w:val="1"/>
+      <w:numFmt w:val="decimal"/>
+      <w:lvlText w:val="%1.%2.%3.%4."/>
+      <w:lvlJc w:val="left"/>
+      <w:pPr>
+        <w:ind w:left="1728" w:hanging="648"/>
+      </w:pPr>
+    </w:lvl>
+    <w:lvl w:ilvl="4">
+      <w:start w:val="1"/>
+      <w:numFmt w:val="decimal"/>
+      <w:lvlText w:val="%1.%2.%3.%4.%5."/>
+      <w:lvlJc w:val="left"/>
+      <w:pPr>
+        <w:ind w:left="2232" w:hanging="792"/>
+      </w:pPr>
+    </w:lvl>
+    <w:lvl w:ilvl="5">
+      <w:start w:val="1"/>
+      <w:numFmt w:val="decimal"/>
+      <w:lvlText w:val="%1.%2.%3.%4.%5.%6."/>
+      <w:lvlJc w:val="left"/>
+      <w:pPr>
+        <w:ind w:left="2736" w:hanging="936"/>
+      </w:pPr>
+    </w:lvl>
+    <w:lvl w:ilvl="6">
+      <w:start w:val="1"/>
+      <w:numFmt w:val="decimal"/>
+      <w:lvlText w:val="%1.%2.%3.%4.%5.%6.%7."/>
+      <w:lvlJc w:val="left"/>
+      <w:pPr>
+        <w:ind w:left="3240" w:hanging="1080"/>
+      </w:pPr>
+    </w:lvl>
+    <w:lvl w:ilvl="7">
+      <w:start w:val="1"/>
+      <w:numFmt w:val="decimal"/>
+      <w:lvlText w:val="%1.%2.%3.%4.%5.%6.%7.%8."/>
+      <w:lvlJc w:val="left"/>
+      <w:pPr>
+        <w:ind w:left="3744" w:hanging="1224"/>
+      </w:pPr>
+    </w:lvl>
+    <w:lvl w:ilvl="8">
+      <w:start w:val="1"/>
+      <w:numFmt w:val="decimal"/>
+      <w:lvlText w:val="%1.%2.%3.%4.%5.%6.%7.%8.%9."/>
+      <w:lvlJc w:val="left"/>
+      <w:pPr>
+        <w:ind w:left="4320" w:hanging="1440"/>
+      </w:pPr>
+    </w:lvl>
+  </w:abstractNum>
   <w:abstractNum w:abstractNumId="8" w15:restartNumberingAfterBreak="0">
-    <w:nsid w:val="60AA2877"/>
+    <w:nsid w:val="5E80113E"/>
     <w:multiLevelType w:val="hybridMultilevel"/>
-    <w:tmpl w:val="1B04D5D8"/>
+    <w:tmpl w:val="43F2111A"/>
     <w:lvl w:ilvl="0" w:tplc="08160001">
       <w:start w:val="1"/>
       <w:numFmt w:val="bullet"/>
@@ -11665,9 +14505,9 @@
     </w:lvl>
   </w:abstractNum>
   <w:abstractNum w:abstractNumId="9" w15:restartNumberingAfterBreak="0">
-    <w:nsid w:val="71D01181"/>
+    <w:nsid w:val="60AA2877"/>
     <w:multiLevelType w:val="hybridMultilevel"/>
-    <w:tmpl w:val="71821012"/>
+    <w:tmpl w:val="1B04D5D8"/>
     <w:lvl w:ilvl="0" w:tplc="08160001">
       <w:start w:val="1"/>
       <w:numFmt w:val="bullet"/>
@@ -11778,6 +14618,119 @@
     </w:lvl>
   </w:abstractNum>
   <w:abstractNum w:abstractNumId="10" w15:restartNumberingAfterBreak="0">
+    <w:nsid w:val="71D01181"/>
+    <w:multiLevelType w:val="hybridMultilevel"/>
+    <w:tmpl w:val="71821012"/>
+    <w:lvl w:ilvl="0" w:tplc="08160001">
+      <w:start w:val="1"/>
+      <w:numFmt w:val="bullet"/>
+      <w:lvlText w:val=""/>
+      <w:lvlJc w:val="left"/>
+      <w:pPr>
+        <w:ind w:left="720" w:hanging="360"/>
+      </w:pPr>
+      <w:rPr>
+        <w:rFonts w:ascii="Symbol" w:hAnsi="Symbol" w:hint="default"/>
+      </w:rPr>
+    </w:lvl>
+    <w:lvl w:ilvl="1" w:tplc="08160003" w:tentative="1">
+      <w:start w:val="1"/>
+      <w:numFmt w:val="bullet"/>
+      <w:lvlText w:val="o"/>
+      <w:lvlJc w:val="left"/>
+      <w:pPr>
+        <w:ind w:left="1440" w:hanging="360"/>
+      </w:pPr>
+      <w:rPr>
+        <w:rFonts w:ascii="Courier New" w:hAnsi="Courier New" w:cs="Courier New" w:hint="default"/>
+      </w:rPr>
+    </w:lvl>
+    <w:lvl w:ilvl="2" w:tplc="08160005" w:tentative="1">
+      <w:start w:val="1"/>
+      <w:numFmt w:val="bullet"/>
+      <w:lvlText w:val=""/>
+      <w:lvlJc w:val="left"/>
+      <w:pPr>
+        <w:ind w:left="2160" w:hanging="360"/>
+      </w:pPr>
+      <w:rPr>
+        <w:rFonts w:ascii="Wingdings" w:hAnsi="Wingdings" w:hint="default"/>
+      </w:rPr>
+    </w:lvl>
+    <w:lvl w:ilvl="3" w:tplc="08160001" w:tentative="1">
+      <w:start w:val="1"/>
+      <w:numFmt w:val="bullet"/>
+      <w:lvlText w:val=""/>
+      <w:lvlJc w:val="left"/>
+      <w:pPr>
+        <w:ind w:left="2880" w:hanging="360"/>
+      </w:pPr>
+      <w:rPr>
+        <w:rFonts w:ascii="Symbol" w:hAnsi="Symbol" w:hint="default"/>
+      </w:rPr>
+    </w:lvl>
+    <w:lvl w:ilvl="4" w:tplc="08160003" w:tentative="1">
+      <w:start w:val="1"/>
+      <w:numFmt w:val="bullet"/>
+      <w:lvlText w:val="o"/>
+      <w:lvlJc w:val="left"/>
+      <w:pPr>
+        <w:ind w:left="3600" w:hanging="360"/>
+      </w:pPr>
+      <w:rPr>
+        <w:rFonts w:ascii="Courier New" w:hAnsi="Courier New" w:cs="Courier New" w:hint="default"/>
+      </w:rPr>
+    </w:lvl>
+    <w:lvl w:ilvl="5" w:tplc="08160005" w:tentative="1">
+      <w:start w:val="1"/>
+      <w:numFmt w:val="bullet"/>
+      <w:lvlText w:val=""/>
+      <w:lvlJc w:val="left"/>
+      <w:pPr>
+        <w:ind w:left="4320" w:hanging="360"/>
+      </w:pPr>
+      <w:rPr>
+        <w:rFonts w:ascii="Wingdings" w:hAnsi="Wingdings" w:hint="default"/>
+      </w:rPr>
+    </w:lvl>
+    <w:lvl w:ilvl="6" w:tplc="08160001" w:tentative="1">
+      <w:start w:val="1"/>
+      <w:numFmt w:val="bullet"/>
+      <w:lvlText w:val=""/>
+      <w:lvlJc w:val="left"/>
+      <w:pPr>
+        <w:ind w:left="5040" w:hanging="360"/>
+      </w:pPr>
+      <w:rPr>
+        <w:rFonts w:ascii="Symbol" w:hAnsi="Symbol" w:hint="default"/>
+      </w:rPr>
+    </w:lvl>
+    <w:lvl w:ilvl="7" w:tplc="08160003" w:tentative="1">
+      <w:start w:val="1"/>
+      <w:numFmt w:val="bullet"/>
+      <w:lvlText w:val="o"/>
+      <w:lvlJc w:val="left"/>
+      <w:pPr>
+        <w:ind w:left="5760" w:hanging="360"/>
+      </w:pPr>
+      <w:rPr>
+        <w:rFonts w:ascii="Courier New" w:hAnsi="Courier New" w:cs="Courier New" w:hint="default"/>
+      </w:rPr>
+    </w:lvl>
+    <w:lvl w:ilvl="8" w:tplc="08160005" w:tentative="1">
+      <w:start w:val="1"/>
+      <w:numFmt w:val="bullet"/>
+      <w:lvlText w:val=""/>
+      <w:lvlJc w:val="left"/>
+      <w:pPr>
+        <w:ind w:left="6480" w:hanging="360"/>
+      </w:pPr>
+      <w:rPr>
+        <w:rFonts w:ascii="Wingdings" w:hAnsi="Wingdings" w:hint="default"/>
+      </w:rPr>
+    </w:lvl>
+  </w:abstractNum>
+  <w:abstractNum w:abstractNumId="11" w15:restartNumberingAfterBreak="0">
     <w:nsid w:val="748C72C4"/>
     <w:multiLevelType w:val="multilevel"/>
     <w:tmpl w:val="54722CBA"/>
@@ -11899,7 +14852,7 @@
       </w:rPr>
     </w:lvl>
   </w:abstractNum>
-  <w:abstractNum w:abstractNumId="11" w15:restartNumberingAfterBreak="0">
+  <w:abstractNum w:abstractNumId="12" w15:restartNumberingAfterBreak="0">
     <w:nsid w:val="74A1113B"/>
     <w:multiLevelType w:val="hybridMultilevel"/>
     <w:tmpl w:val="86E20DAA"/>
@@ -12012,7 +14965,7 @@
       </w:rPr>
     </w:lvl>
   </w:abstractNum>
-  <w:abstractNum w:abstractNumId="12" w15:restartNumberingAfterBreak="0">
+  <w:abstractNum w:abstractNumId="13" w15:restartNumberingAfterBreak="0">
     <w:nsid w:val="7BE84907"/>
     <w:multiLevelType w:val="hybridMultilevel"/>
     <w:tmpl w:val="C4A8DB66"/>
@@ -12126,43 +15079,46 @@
     </w:lvl>
   </w:abstractNum>
   <w:num w:numId="1" w16cid:durableId="70543538">
-    <w:abstractNumId w:val="6"/>
+    <w:abstractNumId w:val="7"/>
   </w:num>
   <w:num w:numId="2" w16cid:durableId="297036382">
-    <w:abstractNumId w:val="10"/>
+    <w:abstractNumId w:val="11"/>
   </w:num>
   <w:num w:numId="3" w16cid:durableId="2125076277">
     <w:abstractNumId w:val="1"/>
   </w:num>
   <w:num w:numId="4" w16cid:durableId="1082799427">
-    <w:abstractNumId w:val="3"/>
+    <w:abstractNumId w:val="4"/>
   </w:num>
   <w:num w:numId="5" w16cid:durableId="459802945">
     <w:abstractNumId w:val="0"/>
   </w:num>
   <w:num w:numId="6" w16cid:durableId="1438065149">
-    <w:abstractNumId w:val="5"/>
+    <w:abstractNumId w:val="6"/>
   </w:num>
   <w:num w:numId="7" w16cid:durableId="2115518273">
-    <w:abstractNumId w:val="11"/>
+    <w:abstractNumId w:val="12"/>
   </w:num>
   <w:num w:numId="8" w16cid:durableId="2105951926">
-    <w:abstractNumId w:val="9"/>
+    <w:abstractNumId w:val="10"/>
   </w:num>
   <w:num w:numId="9" w16cid:durableId="743604068">
-    <w:abstractNumId w:val="12"/>
+    <w:abstractNumId w:val="13"/>
   </w:num>
   <w:num w:numId="10" w16cid:durableId="2058429532">
     <w:abstractNumId w:val="2"/>
   </w:num>
   <w:num w:numId="11" w16cid:durableId="289824903">
-    <w:abstractNumId w:val="7"/>
+    <w:abstractNumId w:val="8"/>
   </w:num>
   <w:num w:numId="12" w16cid:durableId="990253861">
-    <w:abstractNumId w:val="4"/>
+    <w:abstractNumId w:val="5"/>
   </w:num>
   <w:num w:numId="13" w16cid:durableId="2100561522">
-    <w:abstractNumId w:val="8"/>
+    <w:abstractNumId w:val="9"/>
+  </w:num>
+  <w:num w:numId="14" w16cid:durableId="1043795655">
+    <w:abstractNumId w:val="3"/>
   </w:num>
 </w:numbering>
 </file>
@@ -13681,6 +16637,7 @@
   <w:rsids>
     <w:rsidRoot w:val="00D21393"/>
     <w:rsid w:val="000117EC"/>
+    <w:rsid w:val="0001583A"/>
     <w:rsid w:val="00096AF7"/>
     <w:rsid w:val="000C4D94"/>
     <w:rsid w:val="000E298F"/>
@@ -13698,10 +16655,13 @@
     <w:rsid w:val="00662E54"/>
     <w:rsid w:val="00781C95"/>
     <w:rsid w:val="007A4B3B"/>
+    <w:rsid w:val="00812F23"/>
     <w:rsid w:val="00841900"/>
     <w:rsid w:val="008527DA"/>
     <w:rsid w:val="009935F2"/>
+    <w:rsid w:val="009F1424"/>
     <w:rsid w:val="00A772B7"/>
+    <w:rsid w:val="00A95E15"/>
     <w:rsid w:val="00AD1F6C"/>
     <w:rsid w:val="00B30616"/>
     <w:rsid w:val="00BD7095"/>
